--- a/Signals/html_Lectures/notes/Lecture 13 Notes.docx
+++ b/Signals/html_Lectures/notes/Lecture 13 Notes.docx
@@ -216,35 +216,115 @@
           <w:sz w:val="22"/>
           <w:szCs w:val="22"/>
         </w:rPr>
-        <w:t xml:space="preserve">Columns of V are the Fourier sinusoids e^{j2πkn/N}; Ω_k = 2πk/N rad/sample. Analysis S = Vᴴs, synthesis s = (1/N)VS.</w:t>
-      </w:r>
-    </w:p>
-    <w:p>
-      <w:pPr>
-        <w:pBdr>
-          <w:left w:val="single" w:color="7A1A1A" w:sz="18" w:space="8"/>
-        </w:pBdr>
-        <w:spacing w:after="140" w:before="100"/>
-        <w:ind w:left="360"/>
-      </w:pPr>
-      <w:r>
-        <w:rPr>
-          <w:rFonts w:ascii="Calibri" w:cs="Calibri" w:eastAsia="Calibri" w:hAnsi="Calibri"/>
-          <w:b/>
-          <w:bCs/>
-          <w:color w:val="7A1A1A"/>
-          <w:sz w:val="22"/>
-          <w:szCs w:val="22"/>
-        </w:rPr>
-        <w:t xml:space="preserve">Notation: </w:t>
-      </w:r>
-      <w:r>
-        <w:rPr>
-          <w:rFonts w:ascii="Calibri" w:cs="Calibri" w:eastAsia="Calibri" w:hAnsi="Calibri"/>
-          <w:sz w:val="22"/>
-          <w:szCs w:val="22"/>
-        </w:rPr>
-        <w:t xml:space="preserve">Ω is discrete-time frequency (rad/sample), ω continuous-time (rad/s). This lecture writes s ↔ S; L14–L15 write x ↔ X.</w:t>
+        <w:t xml:space="preserve">Bridge from Lecture 12: we have the two formulas; today we use them on examples. Write both on the board before anything else.</w:t>
+      </w:r>
+    </w:p>
+    <w:p>
+      <w:pPr>
+        <w:pStyle w:val="ListParagraph"/>
+        <w:numPr>
+          <w:ilvl w:val="0"/>
+          <w:numId w:val="2"/>
+        </w:numPr>
+        <w:spacing w:after="80"/>
+      </w:pPr>
+      <w:r>
+        <w:rPr>
+          <w:rFonts w:ascii="Calibri" w:cs="Calibri" w:eastAsia="Calibri" w:hAnsi="Calibri"/>
+          <w:sz w:val="22"/>
+          <w:szCs w:val="22"/>
+        </w:rPr>
+        <w:t xml:space="preserve">Step 1 — what the symbols mean. v⁽ᵏ⁾[n] = e^{j2πkn/N} is the k-th Fourier sinusoid (a column of V). Ω_k = 2πk/N is its frequency in rad/sample. V is the N×N matrix whose column k is v⁽ᵏ⁾, i.e. V[n,k] = e^{j2πkn/N}.</w:t>
+      </w:r>
+    </w:p>
+    <w:p>
+      <w:pPr>
+        <w:pStyle w:val="ListParagraph"/>
+        <w:numPr>
+          <w:ilvl w:val="0"/>
+          <w:numId w:val="2"/>
+        </w:numPr>
+        <w:spacing w:after="80"/>
+      </w:pPr>
+      <w:r>
+        <w:rPr>
+          <w:rFonts w:ascii="Calibri" w:cs="Calibri" w:eastAsia="Calibri" w:hAnsi="Calibri"/>
+          <w:sz w:val="22"/>
+          <w:szCs w:val="22"/>
+        </w:rPr>
+        <w:t xml:space="preserve">Step 2 — what Vᴴ means (new notation, now also on the slide). Vᴴ is the conjugate transpose: transpose V, then conjugate every entry, so Vᴴ[k,n] = e^{−j2πkn/N}. Example N = 4: V[3,1] = j³ = −j, so Vᴴ[1,3] = conj(−j) = j. Check from the formula: e^{−j2π·1·3/4} = cos(3π/2) − j sin(3π/2) = 0 − j(−1) = j ✓.</w:t>
+      </w:r>
+    </w:p>
+    <w:p>
+      <w:pPr>
+        <w:pStyle w:val="ListParagraph"/>
+        <w:numPr>
+          <w:ilvl w:val="0"/>
+          <w:numId w:val="2"/>
+        </w:numPr>
+        <w:spacing w:after="80"/>
+      </w:pPr>
+      <w:r>
+        <w:rPr>
+          <w:rFonts w:ascii="Calibri" w:cs="Calibri" w:eastAsia="Calibri" w:hAnsi="Calibri"/>
+          <w:sz w:val="22"/>
+          <w:szCs w:val="22"/>
+        </w:rPr>
+        <w:t xml:space="preserve">Step 3 — analysis S = Vᴴs. Row k of Vᴴ dotted with s is S[k] = Σ_n s[n] e^{−jΩ_k n}. Tiny example N = 2: V = [[1, 1], [1, −1]], s = (3, 1): S[0] = 3 + 1 = 4, S[1] = 3 − 1 = 2.</w:t>
+      </w:r>
+    </w:p>
+    <w:p>
+      <w:pPr>
+        <w:pStyle w:val="ListParagraph"/>
+        <w:numPr>
+          <w:ilvl w:val="0"/>
+          <w:numId w:val="2"/>
+        </w:numPr>
+        <w:spacing w:after="80"/>
+      </w:pPr>
+      <w:r>
+        <w:rPr>
+          <w:rFonts w:ascii="Calibri" w:cs="Calibri" w:eastAsia="Calibri" w:hAnsi="Calibri"/>
+          <w:sz w:val="22"/>
+          <w:szCs w:val="22"/>
+        </w:rPr>
+        <w:t xml:space="preserve">Step 4 — synthesis s = (1/N)VS, and why: VᴴV = N I (columns are orthogonal, each of squared length N). N = 2 check: VᴴV = [[2, 0], [0, 2]] = 2I. So V S = V Vᴴ s = N s. Using S = (4, 2): (1/2)V S = (1/2)(4 + 2, 4 − 2) = (3, 1) ✓.</w:t>
+      </w:r>
+    </w:p>
+    <w:p>
+      <w:pPr>
+        <w:pStyle w:val="ListParagraph"/>
+        <w:numPr>
+          <w:ilvl w:val="0"/>
+          <w:numId w:val="2"/>
+        </w:numPr>
+        <w:spacing w:after="80"/>
+      </w:pPr>
+      <w:r>
+        <w:rPr>
+          <w:rFonts w:ascii="Calibri" w:cs="Calibri" w:eastAsia="Calibri" w:hAnsi="Calibri"/>
+          <w:sz w:val="22"/>
+          <w:szCs w:val="22"/>
+        </w:rPr>
+        <w:t xml:space="preserve">Step 5 — the other notation added on this slide. e_k is the vector with a 1 in position k and 0 elsewhere (N = 4: e₂ = (0, 0, 1, 0)ᵀ). For a complex number z = a + jb: |z| = √(a² + b²) is its length and ∠z is its angle. Example z = 1 + j: |z| = √2, ∠z = π/4 rad (45°).</w:t>
+      </w:r>
+    </w:p>
+    <w:p>
+      <w:pPr>
+        <w:pStyle w:val="ListParagraph"/>
+        <w:numPr>
+          <w:ilvl w:val="0"/>
+          <w:numId w:val="2"/>
+        </w:numPr>
+        <w:spacing w:after="80"/>
+      </w:pPr>
+      <w:r>
+        <w:rPr>
+          <w:rFonts w:ascii="Calibri" w:cs="Calibri" w:eastAsia="Calibri" w:hAnsi="Calibri"/>
+          <w:sz w:val="22"/>
+          <w:szCs w:val="22"/>
+        </w:rPr>
+        <w:t xml:space="preserve">Remind: Ω (rad/sample) is discrete-time, ω (rad/s) continuous-time. This lecture writes s ↔ S; Lectures 14–15 write x ↔ X.</w:t>
       </w:r>
     </w:p>
     <w:p>
@@ -292,25 +372,133 @@
           <w:sz w:val="22"/>
           <w:szCs w:val="22"/>
         </w:rPr>
-        <w:t xml:space="preserve">With S = e_k only term k survives: s[n] = (1/N)e^{jΩ_k n}. Bin 4: Ω₄ = π, s = (1/8)(−1)ⁿ = (1/8)(1,−1,1,−1,1,−1,1,−1).</w:t>
-      </w:r>
-    </w:p>
-    <w:p>
-      <w:pPr>
-        <w:pStyle w:val="ListParagraph"/>
-        <w:numPr>
-          <w:ilvl w:val="0"/>
-          <w:numId w:val="2"/>
-        </w:numPr>
-        <w:spacing w:after="80"/>
-      </w:pPr>
-      <w:r>
-        <w:rPr>
-          <w:rFonts w:ascii="Calibri" w:cs="Calibri" w:eastAsia="Calibri" w:hAnsi="Calibri"/>
-          <w:sz w:val="22"/>
-          <w:szCs w:val="22"/>
-        </w:rPr>
-        <w:t xml:space="preserve">Bin 3: Ω₃ = 3π/4, s[n] = (1/8)e^{j(3π/4)n}: complex, so a real cosine needs two symmetric bins.</w:t>
+        <w:t xml:space="preserve">Goal: invert a spectrum that has only one nonzero bin. N = 8.</w:t>
+      </w:r>
+    </w:p>
+    <w:p>
+      <w:pPr>
+        <w:pStyle w:val="ListParagraph"/>
+        <w:numPr>
+          <w:ilvl w:val="0"/>
+          <w:numId w:val="2"/>
+        </w:numPr>
+        <w:spacing w:after="80"/>
+      </w:pPr>
+      <w:r>
+        <w:rPr>
+          <w:rFonts w:ascii="Calibri" w:cs="Calibri" w:eastAsia="Calibri" w:hAnsi="Calibri"/>
+          <w:sz w:val="22"/>
+          <w:szCs w:val="22"/>
+        </w:rPr>
+        <w:t xml:space="preserve">Step 1 — the formula: s[n] = (1/N) Σ_k S[k] e^{jΩ_k n}. If S = e_k (a single 1 in bin k, the notation defined on slide 3) only the term k survives: s[n] = (1/N) e^{jΩ_k n}.</w:t>
+      </w:r>
+    </w:p>
+    <w:p>
+      <w:pPr>
+        <w:pStyle w:val="ListParagraph"/>
+        <w:numPr>
+          <w:ilvl w:val="0"/>
+          <w:numId w:val="2"/>
+        </w:numPr>
+        <w:spacing w:after="80"/>
+      </w:pPr>
+      <w:r>
+        <w:rPr>
+          <w:rFonts w:ascii="Calibri" w:cs="Calibri" w:eastAsia="Calibri" w:hAnsi="Calibri"/>
+          <w:sz w:val="22"/>
+          <w:szCs w:val="22"/>
+        </w:rPr>
+        <w:t xml:space="preserve">Bin 4, step 1 — frequency: Ω₄ = 4·2π/8 = π rad/sample (this is the Nyquist frequency, the highest one).</w:t>
+      </w:r>
+    </w:p>
+    <w:p>
+      <w:pPr>
+        <w:pStyle w:val="ListParagraph"/>
+        <w:numPr>
+          <w:ilvl w:val="0"/>
+          <w:numId w:val="2"/>
+        </w:numPr>
+        <w:spacing w:after="80"/>
+      </w:pPr>
+      <w:r>
+        <w:rPr>
+          <w:rFonts w:ascii="Calibri" w:cs="Calibri" w:eastAsia="Calibri" w:hAnsi="Calibri"/>
+          <w:sz w:val="22"/>
+          <w:szCs w:val="22"/>
+        </w:rPr>
+        <w:t xml:space="preserve">Bin 4, step 2 — substitute: s[n] = (1/8)e^{jπn} = (1/8)(cos πn + j sin πn). sin πn = 0 for integer n and cos πn = (−1)ⁿ, so s[n] = (−1)ⁿ/8.</w:t>
+      </w:r>
+    </w:p>
+    <w:p>
+      <w:pPr>
+        <w:pStyle w:val="ListParagraph"/>
+        <w:numPr>
+          <w:ilvl w:val="0"/>
+          <w:numId w:val="2"/>
+        </w:numPr>
+        <w:spacing w:after="80"/>
+      </w:pPr>
+      <w:r>
+        <w:rPr>
+          <w:rFonts w:ascii="Calibri" w:cs="Calibri" w:eastAsia="Calibri" w:hAnsi="Calibri"/>
+          <w:sz w:val="22"/>
+          <w:szCs w:val="22"/>
+        </w:rPr>
+        <w:t xml:space="preserve">Bin 4, step 3 — list it: n = 0…7 gives (1/8)(1, −1, 1, −1, 1, −1, 1, −1) = (0.125, −0.125, …). Real and alternating.</w:t>
+      </w:r>
+    </w:p>
+    <w:p>
+      <w:pPr>
+        <w:pStyle w:val="ListParagraph"/>
+        <w:numPr>
+          <w:ilvl w:val="0"/>
+          <w:numId w:val="2"/>
+        </w:numPr>
+        <w:spacing w:after="80"/>
+      </w:pPr>
+      <w:r>
+        <w:rPr>
+          <w:rFonts w:ascii="Calibri" w:cs="Calibri" w:eastAsia="Calibri" w:hAnsi="Calibri"/>
+          <w:sz w:val="22"/>
+          <w:szCs w:val="22"/>
+        </w:rPr>
+        <w:t xml:space="preserve">Bin 3, step 1 — frequency: Ω₃ = 3·2π/8 = 3π/4 rad/sample (135°).</w:t>
+      </w:r>
+    </w:p>
+    <w:p>
+      <w:pPr>
+        <w:pStyle w:val="ListParagraph"/>
+        <w:numPr>
+          <w:ilvl w:val="0"/>
+          <w:numId w:val="2"/>
+        </w:numPr>
+        <w:spacing w:after="80"/>
+      </w:pPr>
+      <w:r>
+        <w:rPr>
+          <w:rFonts w:ascii="Calibri" w:cs="Calibri" w:eastAsia="Calibri" w:hAnsi="Calibri"/>
+          <w:sz w:val="22"/>
+          <w:szCs w:val="22"/>
+        </w:rPr>
+        <w:t xml:space="preserve">Bin 3, step 2 — samples s[n] = (1/8)(cos(3πn/4) + j sin(3πn/4)): n = 0: 0.125; n = 1 (135°): 0.125(−0.7071 + 0.7071j) = −0.0884 + 0.0884j; n = 2 (270°): 0.125(0 − j) = −0.125j; n = 3 (405° = 45°): 0.0884 + 0.0884j; n = 4 (540° = 180°): −0.125; n = 5 (315°): 0.0884 − 0.0884j; n = 6 (90°): +0.125j; n = 7 (225°): −0.0884 − 0.0884j.</w:t>
+      </w:r>
+    </w:p>
+    <w:p>
+      <w:pPr>
+        <w:pStyle w:val="ListParagraph"/>
+        <w:numPr>
+          <w:ilvl w:val="0"/>
+          <w:numId w:val="2"/>
+        </w:numPr>
+        <w:spacing w:after="80"/>
+      </w:pPr>
+      <w:r>
+        <w:rPr>
+          <w:rFonts w:ascii="Calibri" w:cs="Calibri" w:eastAsia="Calibri" w:hAnsi="Calibri"/>
+          <w:sz w:val="22"/>
+          <w:szCs w:val="22"/>
+        </w:rPr>
+        <w:t xml:space="preserve">Conclusion: the imaginary part is not zero, so one bin alone is a complex sinusoid; a real signal needs a second, mirrored bin (next slide). The notebook's ifft prints exactly these numbers.</w:t>
       </w:r>
     </w:p>
     <w:p>
@@ -358,25 +546,115 @@
           <w:sz w:val="22"/>
           <w:szCs w:val="22"/>
         </w:rPr>
-        <w:t xml:space="preserve">S = (0,0,0,1,0,1,0,0)ᵀ, s = (1/8)(v⁽³⁾ + v⁽⁵⁾). e^{j5πn/4} = e^{j2πn}e^{−j3πn/4} = e^{−j3πn/4}. Euler: s[n] = (1/8)·2cos(3πn/4) = (1/4)cos(3πn/4).</w:t>
-      </w:r>
-    </w:p>
-    <w:p>
-      <w:pPr>
-        <w:pStyle w:val="ListParagraph"/>
-        <w:numPr>
-          <w:ilvl w:val="0"/>
-          <w:numId w:val="2"/>
-        </w:numPr>
-        <w:spacing w:after="80"/>
-      </w:pPr>
-      <w:r>
-        <w:rPr>
-          <w:rFonts w:ascii="Calibri" w:cs="Calibri" w:eastAsia="Calibri" w:hAnsi="Calibri"/>
-          <w:sz w:val="22"/>
-          <w:szCs w:val="22"/>
-        </w:rPr>
-        <w:t xml:space="preserve">Values (1/8)(2, −√2, 0, √2, −2, √2, 0, −√2); cos(3π/4) = −√2/2, cos(3π/2) = 0, cos 3π = −1.</w:t>
+        <w:t xml:space="preserve">Data: N = 8, S = (0, 0, 0, 1, 0, 1, 0, 0)ᵀ, i.e. S[3] = S[5] = 1 (5 = N − 3: a mirror pair).</w:t>
+      </w:r>
+    </w:p>
+    <w:p>
+      <w:pPr>
+        <w:pStyle w:val="ListParagraph"/>
+        <w:numPr>
+          <w:ilvl w:val="0"/>
+          <w:numId w:val="2"/>
+        </w:numPr>
+        <w:spacing w:after="80"/>
+      </w:pPr>
+      <w:r>
+        <w:rPr>
+          <w:rFonts w:ascii="Calibri" w:cs="Calibri" w:eastAsia="Calibri" w:hAnsi="Calibri"/>
+          <w:sz w:val="22"/>
+          <w:szCs w:val="22"/>
+        </w:rPr>
+        <w:t xml:space="preserve">Step 1 — synthesis with two bins: s[n] = (1/8)(e^{j3πn/4} + e^{j5πn/4}) = (1/8)(v⁽³⁾[n] + v⁽⁵⁾[n]).</w:t>
+      </w:r>
+    </w:p>
+    <w:p>
+      <w:pPr>
+        <w:pStyle w:val="ListParagraph"/>
+        <w:numPr>
+          <w:ilvl w:val="0"/>
+          <w:numId w:val="2"/>
+        </w:numPr>
+        <w:spacing w:after="80"/>
+      </w:pPr>
+      <w:r>
+        <w:rPr>
+          <w:rFonts w:ascii="Calibri" w:cs="Calibri" w:eastAsia="Calibri" w:hAnsi="Calibri"/>
+          <w:sz w:val="22"/>
+          <w:szCs w:val="22"/>
+        </w:rPr>
+        <w:t xml:space="preserve">Step 2 — rewrite the second exponential: e^{j5πn/4} = e^{j(2π − 3π/4)n} = e^{j2πn} · e^{−j3πn/4}. For integer n, e^{j2πn} = 1, so e^{j5πn/4} = e^{−j3πn/4}. Check n = 1: e^{j225°} = −0.7071 − 0.7071j, and e^{−j135°} = −0.7071 − 0.7071j ✓.</w:t>
+      </w:r>
+    </w:p>
+    <w:p>
+      <w:pPr>
+        <w:pStyle w:val="ListParagraph"/>
+        <w:numPr>
+          <w:ilvl w:val="0"/>
+          <w:numId w:val="2"/>
+        </w:numPr>
+        <w:spacing w:after="80"/>
+      </w:pPr>
+      <w:r>
+        <w:rPr>
+          <w:rFonts w:ascii="Calibri" w:cs="Calibri" w:eastAsia="Calibri" w:hAnsi="Calibri"/>
+          <w:sz w:val="22"/>
+          <w:szCs w:val="22"/>
+        </w:rPr>
+        <w:t xml:space="preserve">Step 3 — Euler: 2cos x = e^{jx} + e^{−jx}. With x = 3πn/4: s[n] = (1/8)(e^{j3πn/4} + e^{−j3πn/4}) = (1/8)·2cos(3πn/4) = (1/4)cos(3πn/4).</w:t>
+      </w:r>
+    </w:p>
+    <w:p>
+      <w:pPr>
+        <w:pStyle w:val="ListParagraph"/>
+        <w:numPr>
+          <w:ilvl w:val="0"/>
+          <w:numId w:val="2"/>
+        </w:numPr>
+        <w:spacing w:after="80"/>
+      </w:pPr>
+      <w:r>
+        <w:rPr>
+          <w:rFonts w:ascii="Calibri" w:cs="Calibri" w:eastAsia="Calibri" w:hAnsi="Calibri"/>
+          <w:sz w:val="22"/>
+          <w:szCs w:val="22"/>
+        </w:rPr>
+        <w:t xml:space="preserve">Step 4 — values of cos(3πn/4), n = 0…7: cos 0 = 1; cos 135° = −0.7071; cos 270° = 0; cos 405° = cos 45° = 0.7071; cos 540° = −1; cos 675° = cos 315° = 0.7071; cos 810° = cos 90° = 0; cos 945° = cos 225° = −0.7071.</w:t>
+      </w:r>
+    </w:p>
+    <w:p>
+      <w:pPr>
+        <w:pStyle w:val="ListParagraph"/>
+        <w:numPr>
+          <w:ilvl w:val="0"/>
+          <w:numId w:val="2"/>
+        </w:numPr>
+        <w:spacing w:after="80"/>
+      </w:pPr>
+      <w:r>
+        <w:rPr>
+          <w:rFonts w:ascii="Calibri" w:cs="Calibri" w:eastAsia="Calibri" w:hAnsi="Calibri"/>
+          <w:sz w:val="22"/>
+          <w:szCs w:val="22"/>
+        </w:rPr>
+        <w:t xml:space="preserve">Step 5 — multiply by 1/4: (0.25, −0.1768, 0, 0.1768, −0.25, 0.1768, 0, −0.1768) = (1/8)(2, −√2, 0, √2, −2, √2, 0, −√2) since √2/8 = 0.1768 ✓. Real, as promised; the notebook prints exactly this.</w:t>
+      </w:r>
+    </w:p>
+    <w:p>
+      <w:pPr>
+        <w:pStyle w:val="ListParagraph"/>
+        <w:numPr>
+          <w:ilvl w:val="0"/>
+          <w:numId w:val="2"/>
+        </w:numPr>
+        <w:spacing w:after="80"/>
+      </w:pPr>
+      <w:r>
+        <w:rPr>
+          <w:rFonts w:ascii="Calibri" w:cs="Calibri" w:eastAsia="Calibri" w:hAnsi="Calibri"/>
+          <w:sz w:val="22"/>
+          <w:szCs w:val="22"/>
+        </w:rPr>
+        <w:t xml:space="preserve">Rule to state: a real cosine of frequency Ω_k and amplitude A needs two bins k and N − k, each of size AN/2 (here A = 1/4, N = 8: AN/2 = 1 ✓).</w:t>
       </w:r>
     </w:p>
     <w:p>
@@ -424,25 +702,61 @@
           <w:sz w:val="22"/>
           <w:szCs w:val="22"/>
         </w:rPr>
-        <w:t xml:space="preserve">Regenerated notebook figure with Ω labels (the notebook's panel titles said “omega”). Top: spectra; bottom: signals.</w:t>
-      </w:r>
-    </w:p>
-    <w:p>
-      <w:pPr>
-        <w:pStyle w:val="ListParagraph"/>
-        <w:numPr>
-          <w:ilvl w:val="0"/>
-          <w:numId w:val="2"/>
-        </w:numPr>
-        <w:spacing w:after="80"/>
-      </w:pPr>
-      <w:r>
-        <w:rPr>
-          <w:rFonts w:ascii="Calibri" w:cs="Calibri" w:eastAsia="Calibri" w:hAnsi="Calibri"/>
-          <w:sz w:val="22"/>
-          <w:szCs w:val="22"/>
-        </w:rPr>
-        <w:t xml:space="preserve">Reading guide: left alternates ±0.125; middle red real and green imaginary parts; right imaginary parts cancel, peak 0.25.</w:t>
+        <w:t xml:space="preserve">Three panels, N = 8. Top row spectra, bottom row signals. Bring the numbers from slides 4 and 5.</w:t>
+      </w:r>
+    </w:p>
+    <w:p>
+      <w:pPr>
+        <w:pStyle w:val="ListParagraph"/>
+        <w:numPr>
+          <w:ilvl w:val="0"/>
+          <w:numId w:val="2"/>
+        </w:numPr>
+        <w:spacing w:after="80"/>
+      </w:pPr>
+      <w:r>
+        <w:rPr>
+          <w:rFonts w:ascii="Calibri" w:cs="Calibri" w:eastAsia="Calibri" w:hAnsi="Calibri"/>
+          <w:sz w:val="22"/>
+          <w:szCs w:val="22"/>
+        </w:rPr>
+        <w:t xml:space="preserve">Left: one bar at k = 4. Signal alternates +0.125, −0.125 (period 2 samples, Ω = π).</w:t>
+      </w:r>
+    </w:p>
+    <w:p>
+      <w:pPr>
+        <w:pStyle w:val="ListParagraph"/>
+        <w:numPr>
+          <w:ilvl w:val="0"/>
+          <w:numId w:val="2"/>
+        </w:numPr>
+        <w:spacing w:after="80"/>
+      </w:pPr>
+      <w:r>
+        <w:rPr>
+          <w:rFonts w:ascii="Calibri" w:cs="Calibri" w:eastAsia="Calibri" w:hAnsi="Calibri"/>
+          <w:sz w:val="22"/>
+          <w:szCs w:val="22"/>
+        </w:rPr>
+        <w:t xml:space="preserve">Middle: one bar at k = 3. Signal is complex: red real part (0.125, −0.0884, 0, 0.0884, −0.125, …), green imaginary part (0, 0.0884, −0.125, 0.0884, 0, …). Point at n = 2: real 0, imaginary −0.125.</w:t>
+      </w:r>
+    </w:p>
+    <w:p>
+      <w:pPr>
+        <w:pStyle w:val="ListParagraph"/>
+        <w:numPr>
+          <w:ilvl w:val="0"/>
+          <w:numId w:val="2"/>
+        </w:numPr>
+        <w:spacing w:after="80"/>
+      </w:pPr>
+      <w:r>
+        <w:rPr>
+          <w:rFonts w:ascii="Calibri" w:cs="Calibri" w:eastAsia="Calibri" w:hAnsi="Calibri"/>
+          <w:sz w:val="22"/>
+          <w:szCs w:val="22"/>
+        </w:rPr>
+        <w:t xml:space="preserve">Right: bars at k = 3 and 5. Imaginary parts of the two sinusoids are opposite (+0.0884 and −0.0884 at n = 1), so they cancel; the real parts add: 2(−0.0884) = −0.1768 at n = 1; peak 0.25 at n = 0.</w:t>
       </w:r>
     </w:p>
     <w:p>
@@ -490,7 +804,133 @@
           <w:sz w:val="22"/>
           <w:szCs w:val="22"/>
         </w:rPr>
-        <w:t xml:space="preserve">αx + βy ↔ αX + βY. Example S = (1,0,0,3,−2,3,0,0): s[n] = 1/8 + (3/4)cos(3πn/4) − (1/4)(−1)ⁿ; s[0] = 1/8 + 3/4 − 1/4 = 5/8.</w:t>
+        <w:t xml:space="preserve">Statement: if s = αx + βy then S = αX + βY. Reason: S = Vᴴs and Vᴴ(αx + βy) = αVᴴx + βVᴴy (matrix times vector is linear). Same for synthesis.</w:t>
+      </w:r>
+    </w:p>
+    <w:p>
+      <w:pPr>
+        <w:pStyle w:val="ListParagraph"/>
+        <w:numPr>
+          <w:ilvl w:val="0"/>
+          <w:numId w:val="2"/>
+        </w:numPr>
+        <w:spacing w:after="80"/>
+      </w:pPr>
+      <w:r>
+        <w:rPr>
+          <w:rFonts w:ascii="Calibri" w:cs="Calibri" w:eastAsia="Calibri" w:hAnsi="Calibri"/>
+          <w:sz w:val="22"/>
+          <w:szCs w:val="22"/>
+        </w:rPr>
+        <w:t xml:space="preserve">Data: N = 8, S = (1, 0, 0, 3, −2, 3, 0, 0)ᵀ. Plan: split into three simple spectra S = 1·e₀ + 3(e₃ + e₅) + (−2)e₄ and invert each.</w:t>
+      </w:r>
+    </w:p>
+    <w:p>
+      <w:pPr>
+        <w:pStyle w:val="ListParagraph"/>
+        <w:numPr>
+          <w:ilvl w:val="0"/>
+          <w:numId w:val="2"/>
+        </w:numPr>
+        <w:spacing w:after="80"/>
+      </w:pPr>
+      <w:r>
+        <w:rPr>
+          <w:rFonts w:ascii="Calibri" w:cs="Calibri" w:eastAsia="Calibri" w:hAnsi="Calibri"/>
+          <w:sz w:val="22"/>
+          <w:szCs w:val="22"/>
+        </w:rPr>
+        <w:t xml:space="preserve">Piece 1 — S[0] = 1 only: s₀[n] = (1/8)e^{j0} = 1/8 for all n (a constant).</w:t>
+      </w:r>
+    </w:p>
+    <w:p>
+      <w:pPr>
+        <w:pStyle w:val="ListParagraph"/>
+        <w:numPr>
+          <w:ilvl w:val="0"/>
+          <w:numId w:val="2"/>
+        </w:numPr>
+        <w:spacing w:after="80"/>
+      </w:pPr>
+      <w:r>
+        <w:rPr>
+          <w:rFonts w:ascii="Calibri" w:cs="Calibri" w:eastAsia="Calibri" w:hAnsi="Calibri"/>
+          <w:sz w:val="22"/>
+          <w:szCs w:val="22"/>
+        </w:rPr>
+        <w:t xml:space="preserve">Piece 2 — S[3] = S[5] = 3: by slide 5 with amplitude 3 instead of 1, s₁[n] = 3·(1/4)cos(3πn/4) = (3/4)cos(3πn/4).</w:t>
+      </w:r>
+    </w:p>
+    <w:p>
+      <w:pPr>
+        <w:pStyle w:val="ListParagraph"/>
+        <w:numPr>
+          <w:ilvl w:val="0"/>
+          <w:numId w:val="2"/>
+        </w:numPr>
+        <w:spacing w:after="80"/>
+      </w:pPr>
+      <w:r>
+        <w:rPr>
+          <w:rFonts w:ascii="Calibri" w:cs="Calibri" w:eastAsia="Calibri" w:hAnsi="Calibri"/>
+          <w:sz w:val="22"/>
+          <w:szCs w:val="22"/>
+        </w:rPr>
+        <w:t xml:space="preserve">Piece 3 — S[4] = −2: s₂[n] = (−2/8)(−1)ⁿ = −(1/4)(−1)ⁿ.</w:t>
+      </w:r>
+    </w:p>
+    <w:p>
+      <w:pPr>
+        <w:pStyle w:val="ListParagraph"/>
+        <w:numPr>
+          <w:ilvl w:val="0"/>
+          <w:numId w:val="2"/>
+        </w:numPr>
+        <w:spacing w:after="80"/>
+      </w:pPr>
+      <w:r>
+        <w:rPr>
+          <w:rFonts w:ascii="Calibri" w:cs="Calibri" w:eastAsia="Calibri" w:hAnsi="Calibri"/>
+          <w:sz w:val="22"/>
+          <w:szCs w:val="22"/>
+        </w:rPr>
+        <w:t xml:space="preserve">Add (linearity): s[n] = 1/8 + (3/4)cos(3πn/4) − (1/4)(−1)ⁿ.</w:t>
+      </w:r>
+    </w:p>
+    <w:p>
+      <w:pPr>
+        <w:pStyle w:val="ListParagraph"/>
+        <w:numPr>
+          <w:ilvl w:val="0"/>
+          <w:numId w:val="2"/>
+        </w:numPr>
+        <w:spacing w:after="80"/>
+      </w:pPr>
+      <w:r>
+        <w:rPr>
+          <w:rFonts w:ascii="Calibri" w:cs="Calibri" w:eastAsia="Calibri" w:hAnsi="Calibri"/>
+          <w:sz w:val="22"/>
+          <w:szCs w:val="22"/>
+        </w:rPr>
+        <w:t xml:space="preserve">Evaluate n = 0: 1/8 + 3/4 − 1/4 = 0.125 + 0.75 − 0.25 = 0.625 = 5/8 ✓. n = 1: 0.125 + 0.75(−0.7071) − 0.25(−1) = 0.125 − 0.5303 + 0.25 = −0.1553. n = 2: 0.125 + 0.75(0) − 0.25 = −0.125. n = 3: 0.125 + 0.75(0.7071) + 0.25 = 0.9053. n = 4: 0.125 − 0.75 − 0.25 = −0.875.</w:t>
+      </w:r>
+    </w:p>
+    <w:p>
+      <w:pPr>
+        <w:pStyle w:val="ListParagraph"/>
+        <w:numPr>
+          <w:ilvl w:val="0"/>
+          <w:numId w:val="2"/>
+        </w:numPr>
+        <w:spacing w:after="80"/>
+      </w:pPr>
+      <w:r>
+        <w:rPr>
+          <w:rFonts w:ascii="Calibri" w:cs="Calibri" w:eastAsia="Calibri" w:hAnsi="Calibri"/>
+          <w:sz w:val="22"/>
+          <w:szCs w:val="22"/>
+        </w:rPr>
+        <w:t xml:space="preserve">Full signal: (0.625, −0.1553, −0.125, 0.9053, −0.875, 0.9053, −0.125, −0.1553), same as np.fft.ifft in the notebook. Symmetric about n = 4 because S is real and even.</w:t>
       </w:r>
     </w:p>
     <w:p>
@@ -538,7 +978,25 @@
           <w:sz w:val="22"/>
           <w:szCs w:val="22"/>
         </w:rPr>
-        <w:t xml:space="preserve">Stems = inverse DFT, red squares = formula; they coincide. s[0] = 0.625, s[4] = −0.875.</w:t>
+        <w:t xml:space="preserve">Left: stems = inverse DFT computed by the machine; right of it: red squares = the formula 1/8 + (3/4)cos(3πn/4) − (1/4)(−1)ⁿ. They coincide at every n.</w:t>
+      </w:r>
+    </w:p>
+    <w:p>
+      <w:pPr>
+        <w:pStyle w:val="ListParagraph"/>
+        <w:numPr>
+          <w:ilvl w:val="0"/>
+          <w:numId w:val="2"/>
+        </w:numPr>
+        <w:spacing w:after="80"/>
+      </w:pPr>
+      <w:r>
+        <w:rPr>
+          <w:rFonts w:ascii="Calibri" w:cs="Calibri" w:eastAsia="Calibri" w:hAnsi="Calibri"/>
+          <w:sz w:val="22"/>
+          <w:szCs w:val="22"/>
+        </w:rPr>
+        <w:t xml:space="preserve">Read three points off the plot and confirm by hand: n = 0: 0.625 (1/8 + 3/4 − 1/4); n = 4: 1/8 + (3/4)cos 3π − 1/4 = 0.125 − 0.75 − 0.25 = −0.875; n = 1 and n = 7 both −0.1553 (the signal is symmetric about n = 4).</w:t>
       </w:r>
     </w:p>
     <w:p>
@@ -586,7 +1044,61 @@
           <w:sz w:val="22"/>
           <w:szCs w:val="22"/>
         </w:rPr>
-        <w:t xml:space="preserve">Real s ⇒ S[N−k] = S*[k]; S[0] and S[N/2] real. Columns v⁽ᵏ⁾ and v⁽ᴺ⁻ᵏ⁾ are conjugates.</w:t>
+        <w:t xml:space="preserve">Statement: s real ⇒ S[N−k] = conj(S[k]) for k = 1…N−1 (the bin N − k is the mirror partner of bin k), and S[0], S[N/2] are real.</w:t>
+      </w:r>
+    </w:p>
+    <w:p>
+      <w:pPr>
+        <w:pStyle w:val="ListParagraph"/>
+        <w:numPr>
+          <w:ilvl w:val="0"/>
+          <w:numId w:val="2"/>
+        </w:numPr>
+        <w:spacing w:after="80"/>
+      </w:pPr>
+      <w:r>
+        <w:rPr>
+          <w:rFonts w:ascii="Calibri" w:cs="Calibri" w:eastAsia="Calibri" w:hAnsi="Calibri"/>
+          <w:sz w:val="22"/>
+          <w:szCs w:val="22"/>
+        </w:rPr>
+        <w:t xml:space="preserve">Why bins 0 and N/2 are real: their partners are themselves (N − 0 ≡ 0, N − N/2 = N/2), so S = conj(S).</w:t>
+      </w:r>
+    </w:p>
+    <w:p>
+      <w:pPr>
+        <w:pStyle w:val="ListParagraph"/>
+        <w:numPr>
+          <w:ilvl w:val="0"/>
+          <w:numId w:val="2"/>
+        </w:numPr>
+        <w:spacing w:after="80"/>
+      </w:pPr>
+      <w:r>
+        <w:rPr>
+          <w:rFonts w:ascii="Calibri" w:cs="Calibri" w:eastAsia="Calibri" w:hAnsi="Calibri"/>
+          <w:sz w:val="22"/>
+          <w:szCs w:val="22"/>
+        </w:rPr>
+        <w:t xml:space="preserve">Example N = 8 (the spectrum worked out on slides 11–12): S[1] = 3.414 − 0.828j and S[7] = 3.414 + 0.828j, conjugates ✓; S[0] = 6, S[4] = −2 real ✓.</w:t>
+      </w:r>
+    </w:p>
+    <w:p>
+      <w:pPr>
+        <w:pStyle w:val="ListParagraph"/>
+        <w:numPr>
+          <w:ilvl w:val="0"/>
+          <w:numId w:val="2"/>
+        </w:numPr>
+        <w:spacing w:after="80"/>
+      </w:pPr>
+      <w:r>
+        <w:rPr>
+          <w:rFonts w:ascii="Calibri" w:cs="Calibri" w:eastAsia="Calibri" w:hAnsi="Calibri"/>
+          <w:sz w:val="22"/>
+          <w:szCs w:val="22"/>
+        </w:rPr>
+        <w:t xml:space="preserve">Reason in one line: v⁽ᴺ⁻ᵏ⁾ = conj(v⁽ᵏ⁾), and the inner product of a real s with conjugate vectors gives conjugate numbers. Proof on the next slide.</w:t>
       </w:r>
     </w:p>
     <w:p>
@@ -634,25 +1146,115 @@
           <w:sz w:val="22"/>
           <w:szCs w:val="22"/>
         </w:rPr>
-        <w:t xml:space="preserve">V_{n,N−k} = e^{j2πn}e^{−j2πkn/N} = conj(V_nk). Conjugate S[k] using that s is real: conj(S[k]) = Σ e^{+j2πkn/N}s[n] = S[N−k].</w:t>
-      </w:r>
-    </w:p>
-    <w:p>
-      <w:pPr>
-        <w:pStyle w:val="ListParagraph"/>
-        <w:numPr>
-          <w:ilvl w:val="0"/>
-          <w:numId w:val="2"/>
-        </w:numPr>
-        <w:spacing w:after="80"/>
-      </w:pPr>
-      <w:r>
-        <w:rPr>
-          <w:rFonts w:ascii="Calibri" w:cs="Calibri" w:eastAsia="Calibri" w:hAnsi="Calibri"/>
-          <w:sz w:val="22"/>
-          <w:szCs w:val="22"/>
-        </w:rPr>
-        <w:t xml:space="preserve">Counter-example: S[3] = 3, S[5] = −1 gives imaginary part (1/2)sin(3πn/4), 0.354 at n = 1 (the notebook prints the vector 0, 0.354, −0.5, 0.354, 0, −0.354, 0.5, −0.354).</w:t>
+        <w:t xml:space="preserve">Goal: prove S[N−k] = conj(S[k]) for real s.</w:t>
+      </w:r>
+    </w:p>
+    <w:p>
+      <w:pPr>
+        <w:pStyle w:val="ListParagraph"/>
+        <w:numPr>
+          <w:ilvl w:val="0"/>
+          <w:numId w:val="2"/>
+        </w:numPr>
+        <w:spacing w:after="80"/>
+      </w:pPr>
+      <w:r>
+        <w:rPr>
+          <w:rFonts w:ascii="Calibri" w:cs="Calibri" w:eastAsia="Calibri" w:hAnsi="Calibri"/>
+          <w:sz w:val="22"/>
+          <w:szCs w:val="22"/>
+        </w:rPr>
+        <w:t xml:space="preserve">Step 1 — conjugate columns: V[n, N−k] = e^{j2π(N−k)n/N} = e^{j2πn} · e^{−j2πkn/N}. Since n is an integer, e^{j2πn} = 1, so V[n, N−k] = e^{−j2πkn/N} = conj(V[n,k]).</w:t>
+      </w:r>
+    </w:p>
+    <w:p>
+      <w:pPr>
+        <w:pStyle w:val="ListParagraph"/>
+        <w:numPr>
+          <w:ilvl w:val="0"/>
+          <w:numId w:val="2"/>
+        </w:numPr>
+        <w:spacing w:after="80"/>
+      </w:pPr>
+      <w:r>
+        <w:rPr>
+          <w:rFonts w:ascii="Calibri" w:cs="Calibri" w:eastAsia="Calibri" w:hAnsi="Calibri"/>
+          <w:sz w:val="22"/>
+          <w:szCs w:val="22"/>
+        </w:rPr>
+        <w:t xml:space="preserve">Step 2 — write the two analysis sums: S[k] = Σ_n e^{−j2πkn/N} s[n]; S[N−k] = Σ_n e^{−j2π(N−k)n/N} s[n] = Σ_n e^{+j2πkn/N} s[n] (same cancellation of e^{−j2πn}).</w:t>
+      </w:r>
+    </w:p>
+    <w:p>
+      <w:pPr>
+        <w:pStyle w:val="ListParagraph"/>
+        <w:numPr>
+          <w:ilvl w:val="0"/>
+          <w:numId w:val="2"/>
+        </w:numPr>
+        <w:spacing w:after="80"/>
+      </w:pPr>
+      <w:r>
+        <w:rPr>
+          <w:rFonts w:ascii="Calibri" w:cs="Calibri" w:eastAsia="Calibri" w:hAnsi="Calibri"/>
+          <w:sz w:val="22"/>
+          <w:szCs w:val="22"/>
+        </w:rPr>
+        <w:t xml:space="preserve">Step 3 — conjugate S[k]: conj(S[k]) = Σ_n conj(e^{−j2πkn/N}) conj(s[n]) = Σ_n e^{+j2πkn/N} s[n], where conj(s[n]) = s[n] because s is real. This is exactly the expression for S[N−k]. Hence S[N−k] = conj(S[k]).</w:t>
+      </w:r>
+    </w:p>
+    <w:p>
+      <w:pPr>
+        <w:pStyle w:val="ListParagraph"/>
+        <w:numPr>
+          <w:ilvl w:val="0"/>
+          <w:numId w:val="2"/>
+        </w:numPr>
+        <w:spacing w:after="80"/>
+      </w:pPr>
+      <w:r>
+        <w:rPr>
+          <w:rFonts w:ascii="Calibri" w:cs="Calibri" w:eastAsia="Calibri" w:hAnsi="Calibri"/>
+          <w:sz w:val="22"/>
+          <w:szCs w:val="22"/>
+        </w:rPr>
+        <w:t xml:space="preserve">Special bins: S[0] = Σ s[n] (sum of real numbers, real). S[N/2] = Σ s[n] e^{−jπn} = Σ (−1)ⁿ s[n] (alternating sum, real).</w:t>
+      </w:r>
+    </w:p>
+    <w:p>
+      <w:pPr>
+        <w:pStyle w:val="ListParagraph"/>
+        <w:numPr>
+          <w:ilvl w:val="0"/>
+          <w:numId w:val="2"/>
+        </w:numPr>
+        <w:spacing w:after="80"/>
+      </w:pPr>
+      <w:r>
+        <w:rPr>
+          <w:rFonts w:ascii="Calibri" w:cs="Calibri" w:eastAsia="Calibri" w:hAnsi="Calibri"/>
+          <w:sz w:val="22"/>
+          <w:szCs w:val="22"/>
+        </w:rPr>
+        <w:t xml:space="preserve">Counter-example N = 8: S[3] = 3, S[5] = −1 (not conjugate; conj(3) = 3 ≠ −1). Then s[n] = (1/8)(3e^{jθ} − e^{−jθ}), θ = 3πn/4. Imaginary part = (1/8)(3 sin θ − (−sin θ)) = (1/8)(4 sin θ) = (1/2) sin(3πn/4). n = 1: 0.5(0.7071) = 0.354 ≠ 0, so s is not real. Notebook prints (0, 0.354, −0.5, 0.354, 0, −0.354, 0.5, −0.354).</w:t>
+      </w:r>
+    </w:p>
+    <w:p>
+      <w:pPr>
+        <w:pStyle w:val="ListParagraph"/>
+        <w:numPr>
+          <w:ilvl w:val="0"/>
+          <w:numId w:val="2"/>
+        </w:numPr>
+        <w:spacing w:after="80"/>
+      </w:pPr>
+      <w:r>
+        <w:rPr>
+          <w:rFonts w:ascii="Calibri" w:cs="Calibri" w:eastAsia="Calibri" w:hAnsi="Calibri"/>
+          <w:sz w:val="22"/>
+          <w:szCs w:val="22"/>
+        </w:rPr>
+        <w:t xml:space="preserve">Real part of the same signal: (1/8)(3 − 1)cos θ = (1/4)cos(3πn/4) — so the real part is fine; only the imaginary part betrays the missing conjugate partner.</w:t>
       </w:r>
     </w:p>
     <w:p>
@@ -700,53 +1302,169 @@
           <w:sz w:val="22"/>
           <w:szCs w:val="22"/>
         </w:rPr>
-        <w:t xml:space="preserve">s = (2,1,−1,3,0,−2,1,2) (the notebook's amplitude/phase signal). S[0] = 6. S[4] = 2−1−1−3+0+2+1−2 = −2.</w:t>
-      </w:r>
-    </w:p>
-    <w:p>
-      <w:pPr>
-        <w:pStyle w:val="ListParagraph"/>
-        <w:numPr>
-          <w:ilvl w:val="0"/>
-          <w:numId w:val="2"/>
-        </w:numPr>
-        <w:spacing w:after="80"/>
-      </w:pPr>
-      <w:r>
-        <w:rPr>
-          <w:rFonts w:ascii="Calibri" w:cs="Calibri" w:eastAsia="Calibri" w:hAnsi="Calibri"/>
-          <w:sz w:val="22"/>
-          <w:szCs w:val="22"/>
-        </w:rPr>
-        <w:t xml:space="preserve">S[1]: Σ s cos(πn/4) = 2 + (√2/2)(1−3+2+2) = 2+√2; Σ s sin(πn/4) = (√2/2)(1+3+2−2) − 2 = 2√2 − 2. S[1] = (2+√2) − j(2√2−2) ≈ 3.414 − 0.828j.</w:t>
-      </w:r>
-    </w:p>
-    <w:p>
-      <w:pPr>
-        <w:pBdr>
-          <w:left w:val="single" w:color="7A1A1A" w:sz="18" w:space="8"/>
-        </w:pBdr>
-        <w:spacing w:after="140" w:before="100"/>
-        <w:ind w:left="360"/>
-      </w:pPr>
-      <w:r>
-        <w:rPr>
-          <w:rFonts w:ascii="Calibri" w:cs="Calibri" w:eastAsia="Calibri" w:hAnsi="Calibri"/>
-          <w:b/>
-          <w:bCs/>
-          <w:color w:val="7A1A1A"/>
-          <w:sz w:val="22"/>
-          <w:szCs w:val="22"/>
-        </w:rPr>
-        <w:t xml:space="preserve">Pitfall: </w:t>
-      </w:r>
-      <w:r>
-        <w:rPr>
-          <w:rFonts w:ascii="Calibri" w:cs="Calibri" w:eastAsia="Calibri" w:hAnsi="Calibri"/>
-          <w:sz w:val="22"/>
-          <w:szCs w:val="22"/>
-        </w:rPr>
-        <w:t xml:space="preserve">Students drop the minus sign of e^{−jΩn}: the imaginary part of S[1] is minus the sine sum.</w:t>
+        <w:t xml:space="preserve">Data: s = (2, 1, −1, 3, 0, −2, 1, 2)ᵀ, N = 8, Ω_k = 2πk/8 = kπ/4. Formula: S[k] = Σ_{n=0}^{7} s[n] e^{−jΩ_k n}. Euler: e^{−jθ} = cos θ − j sin θ (minus sign on the sine!).</w:t>
+      </w:r>
+    </w:p>
+    <w:p>
+      <w:pPr>
+        <w:pStyle w:val="ListParagraph"/>
+        <w:numPr>
+          <w:ilvl w:val="0"/>
+          <w:numId w:val="2"/>
+        </w:numPr>
+        <w:spacing w:after="80"/>
+      </w:pPr>
+      <w:r>
+        <w:rPr>
+          <w:rFonts w:ascii="Calibri" w:cs="Calibri" w:eastAsia="Calibri" w:hAnsi="Calibri"/>
+          <w:sz w:val="22"/>
+          <w:szCs w:val="22"/>
+        </w:rPr>
+        <w:t xml:space="preserve">Bin 0 — all factors are 1: S[0] = 2 + 1 − 1 + 3 + 0 − 2 + 1 + 2 = 6.</w:t>
+      </w:r>
+    </w:p>
+    <w:p>
+      <w:pPr>
+        <w:pStyle w:val="ListParagraph"/>
+        <w:numPr>
+          <w:ilvl w:val="0"/>
+          <w:numId w:val="2"/>
+        </w:numPr>
+        <w:spacing w:after="80"/>
+      </w:pPr>
+      <w:r>
+        <w:rPr>
+          <w:rFonts w:ascii="Calibri" w:cs="Calibri" w:eastAsia="Calibri" w:hAnsi="Calibri"/>
+          <w:sz w:val="22"/>
+          <w:szCs w:val="22"/>
+        </w:rPr>
+        <w:t xml:space="preserve">Bin 4 — Ω₄ = π, e^{−jπn} = (−1)ⁿ: S[4] = 2 − 1 − 1 − 3 + 0 + 2 + 1 − 2. Running total: 2, 1, 0, −3, −3, −1, 0, −2. So S[4] = −2.</w:t>
+      </w:r>
+    </w:p>
+    <w:p>
+      <w:pPr>
+        <w:pStyle w:val="ListParagraph"/>
+        <w:numPr>
+          <w:ilvl w:val="0"/>
+          <w:numId w:val="2"/>
+        </w:numPr>
+        <w:spacing w:after="80"/>
+      </w:pPr>
+      <w:r>
+        <w:rPr>
+          <w:rFonts w:ascii="Calibri" w:cs="Calibri" w:eastAsia="Calibri" w:hAnsi="Calibri"/>
+          <w:sz w:val="22"/>
+          <w:szCs w:val="22"/>
+        </w:rPr>
+        <w:t xml:space="preserve">Bin 1, step 1 — Ω₁ = π/4, so need cos(πn/4) and sin(πn/4), n = 0…7. With c = √2/2 = 0.7071: cos = 1, c, 0, −c, −1, −c, 0, c; sin = 0, c, 1, c, 0, −c, −1, −c.</w:t>
+      </w:r>
+    </w:p>
+    <w:p>
+      <w:pPr>
+        <w:pStyle w:val="ListParagraph"/>
+        <w:numPr>
+          <w:ilvl w:val="0"/>
+          <w:numId w:val="2"/>
+        </w:numPr>
+        <w:spacing w:after="80"/>
+      </w:pPr>
+      <w:r>
+        <w:rPr>
+          <w:rFonts w:ascii="Calibri" w:cs="Calibri" w:eastAsia="Calibri" w:hAnsi="Calibri"/>
+          <w:sz w:val="22"/>
+          <w:szCs w:val="22"/>
+        </w:rPr>
+        <w:t xml:space="preserve">Bin 1, step 2 — products s[n]cos: 2(1) = 2; 1(c) = 0.7071; (−1)(0) = 0; 3(−c) = −2.1213; 0(−1) = 0; (−2)(−c) = 1.4142; 1(0) = 0; 2(c) = 1.4142.</w:t>
+      </w:r>
+    </w:p>
+    <w:p>
+      <w:pPr>
+        <w:pStyle w:val="ListParagraph"/>
+        <w:numPr>
+          <w:ilvl w:val="0"/>
+          <w:numId w:val="2"/>
+        </w:numPr>
+        <w:spacing w:after="80"/>
+      </w:pPr>
+      <w:r>
+        <w:rPr>
+          <w:rFonts w:ascii="Calibri" w:cs="Calibri" w:eastAsia="Calibri" w:hAnsi="Calibri"/>
+          <w:sz w:val="22"/>
+          <w:szCs w:val="22"/>
+        </w:rPr>
+        <w:t xml:space="preserve">Bin 1, step 3 — add: Σ s cos = 2 + c(1 − 3 + 2 + 2) = 2 + 2c = 2 + √2 = 3.4142 (numeric: 2 + 0.7071 − 2.1213 + 1.4142 + 1.4142 = 3.4142 ✓).</w:t>
+      </w:r>
+    </w:p>
+    <w:p>
+      <w:pPr>
+        <w:pStyle w:val="ListParagraph"/>
+        <w:numPr>
+          <w:ilvl w:val="0"/>
+          <w:numId w:val="2"/>
+        </w:numPr>
+        <w:spacing w:after="80"/>
+      </w:pPr>
+      <w:r>
+        <w:rPr>
+          <w:rFonts w:ascii="Calibri" w:cs="Calibri" w:eastAsia="Calibri" w:hAnsi="Calibri"/>
+          <w:sz w:val="22"/>
+          <w:szCs w:val="22"/>
+        </w:rPr>
+        <w:t xml:space="preserve">Bin 1, step 4 — products s[n]sin: 0; 1(c) = 0.7071; (−1)(1) = −1; 3(c) = 2.1213; 0(0) = 0; (−2)(−c) = +1.4142; 1(−1) = −1; 2(−c) = −1.4142.</w:t>
+      </w:r>
+    </w:p>
+    <w:p>
+      <w:pPr>
+        <w:pStyle w:val="ListParagraph"/>
+        <w:numPr>
+          <w:ilvl w:val="0"/>
+          <w:numId w:val="2"/>
+        </w:numPr>
+        <w:spacing w:after="80"/>
+      </w:pPr>
+      <w:r>
+        <w:rPr>
+          <w:rFonts w:ascii="Calibri" w:cs="Calibri" w:eastAsia="Calibri" w:hAnsi="Calibri"/>
+          <w:sz w:val="22"/>
+          <w:szCs w:val="22"/>
+        </w:rPr>
+        <w:t xml:space="preserve">Bin 1, step 5 — add: Σ s sin = c(1 + 3 + 2 − 2) − 1 − 1 = 4c − 2 = 2√2 − 2 = 0.8284 (numeric: 0.7071 − 1 + 2.1213 + 1.4142 − 1 − 1.4142 = 0.8284 ✓).</w:t>
+      </w:r>
+    </w:p>
+    <w:p>
+      <w:pPr>
+        <w:pStyle w:val="ListParagraph"/>
+        <w:numPr>
+          <w:ilvl w:val="0"/>
+          <w:numId w:val="2"/>
+        </w:numPr>
+        <w:spacing w:after="80"/>
+      </w:pPr>
+      <w:r>
+        <w:rPr>
+          <w:rFonts w:ascii="Calibri" w:cs="Calibri" w:eastAsia="Calibri" w:hAnsi="Calibri"/>
+          <w:sz w:val="22"/>
+          <w:szCs w:val="22"/>
+        </w:rPr>
+        <w:t xml:space="preserve">Bin 1, step 6 — S[1] = Σ s cos − j Σ s sin = (2 + √2) − j(2√2 − 2) = 3.414 − 0.828j. The minus sign comes from e^{−jθ} = cos θ − j sin θ.</w:t>
+      </w:r>
+    </w:p>
+    <w:p>
+      <w:pPr>
+        <w:pStyle w:val="ListParagraph"/>
+        <w:numPr>
+          <w:ilvl w:val="0"/>
+          <w:numId w:val="2"/>
+        </w:numPr>
+        <w:spacing w:after="80"/>
+      </w:pPr>
+      <w:r>
+        <w:rPr>
+          <w:rFonts w:ascii="Calibri" w:cs="Calibri" w:eastAsia="Calibri" w:hAnsi="Calibri"/>
+          <w:sz w:val="22"/>
+          <w:szCs w:val="22"/>
+        </w:rPr>
+        <w:t xml:space="preserve">Check with numpy: np.fft.fft(s)[1] = 3.4142 − 0.8284j ✓. Pitfall: students drop the minus sign in front of the sine sum.</w:t>
       </w:r>
     </w:p>
     <w:p>
@@ -794,43 +1512,169 @@
           <w:sz w:val="22"/>
           <w:szCs w:val="22"/>
         </w:rPr>
-        <w:t xml:space="preserve">S[2]: factors (−j)ⁿ = 1,−j,−1,j,1,−j,−1,j gives 2 + 6j. S[3] with c = √2/2: real 2−√2, imaginary −2−2√2 ≈ 0.586 − 4.828j.</w:t>
-      </w:r>
-    </w:p>
-    <w:p>
-      <w:pPr>
-        <w:pStyle w:val="ListParagraph"/>
-        <w:numPr>
-          <w:ilvl w:val="0"/>
-          <w:numId w:val="2"/>
-        </w:numPr>
-        <w:spacing w:after="80"/>
-      </w:pPr>
-      <w:r>
-        <w:rPr>
-          <w:rFonts w:ascii="Calibri" w:cs="Calibri" w:eastAsia="Calibri" w:hAnsi="Calibri"/>
-          <w:sz w:val="22"/>
-          <w:szCs w:val="22"/>
-        </w:rPr>
-        <w:t xml:space="preserve">S[5], S[6], S[7] are conjugates of S[3], S[2], S[1]. Table: |S| = 6, 3.513, 6.325, 4.864, 2, 4.864, 6.325, 3.513; angles 0, −0.238, 1.249, −1.450, π, 1.450, −1.249, 0.238.</w:t>
-      </w:r>
-    </w:p>
-    <w:p>
-      <w:pPr>
-        <w:pStyle w:val="ListParagraph"/>
-        <w:numPr>
-          <w:ilvl w:val="0"/>
-          <w:numId w:val="2"/>
-        </w:numPr>
-        <w:spacing w:after="80"/>
-      </w:pPr>
-      <w:r>
-        <w:rPr>
-          <w:rFonts w:ascii="Calibri" w:cs="Calibri" w:eastAsia="Calibri" w:hAnsi="Calibri"/>
-          <w:sz w:val="22"/>
-          <w:szCs w:val="22"/>
-        </w:rPr>
-        <w:t xml:space="preserve">Check: s[0] = (1/8)ΣS = 16/8 = 2 ✓ (real parts add to 6−2+2(2+√2)+4+2(2−√2) = 16).</w:t>
+        <w:t xml:space="preserve">Bin 2 — Ω₂ = π/2, e^{−jπn/2} = (−j)ⁿ = 1, −j, −1, j, 1, −j, −1, j for n = 0…7.</w:t>
+      </w:r>
+    </w:p>
+    <w:p>
+      <w:pPr>
+        <w:pStyle w:val="ListParagraph"/>
+        <w:numPr>
+          <w:ilvl w:val="0"/>
+          <w:numId w:val="2"/>
+        </w:numPr>
+        <w:spacing w:after="80"/>
+      </w:pPr>
+      <w:r>
+        <w:rPr>
+          <w:rFonts w:ascii="Calibri" w:cs="Calibri" w:eastAsia="Calibri" w:hAnsi="Calibri"/>
+          <w:sz w:val="22"/>
+          <w:szCs w:val="22"/>
+        </w:rPr>
+        <w:t xml:space="preserve">Bin 2, products s[n](−j)ⁿ: 2(1) = 2; 1(−j) = −j; (−1)(−1) = +1; 3(j) = 3j; 0; (−2)(−j) = +2j; 1(−1) = −1; 2(j) = 2j.</w:t>
+      </w:r>
+    </w:p>
+    <w:p>
+      <w:pPr>
+        <w:pStyle w:val="ListParagraph"/>
+        <w:numPr>
+          <w:ilvl w:val="0"/>
+          <w:numId w:val="2"/>
+        </w:numPr>
+        <w:spacing w:after="80"/>
+      </w:pPr>
+      <w:r>
+        <w:rPr>
+          <w:rFonts w:ascii="Calibri" w:cs="Calibri" w:eastAsia="Calibri" w:hAnsi="Calibri"/>
+          <w:sz w:val="22"/>
+          <w:szCs w:val="22"/>
+        </w:rPr>
+        <w:t xml:space="preserve">Bin 2, sum — real: 2 + 1 − 1 = 2. Imaginary: −1 + 3 + 2 + 2 = 6. S[2] = 2 + 6j ✓.</w:t>
+      </w:r>
+    </w:p>
+    <w:p>
+      <w:pPr>
+        <w:pStyle w:val="ListParagraph"/>
+        <w:numPr>
+          <w:ilvl w:val="0"/>
+          <w:numId w:val="2"/>
+        </w:numPr>
+        <w:spacing w:after="80"/>
+      </w:pPr>
+      <w:r>
+        <w:rPr>
+          <w:rFonts w:ascii="Calibri" w:cs="Calibri" w:eastAsia="Calibri" w:hAnsi="Calibri"/>
+          <w:sz w:val="22"/>
+          <w:szCs w:val="22"/>
+        </w:rPr>
+        <w:t xml:space="preserve">Bin 3 — Ω₃ = 3π/4: factor e^{−j3πn/4} = cos(3πn/4) − j sin(3πn/4). Angles 0°, 135°, 270°, 405°, 540°, 675°, 810°, 945°. With c = 0.7071 the factors are 1, −c − jc, +j, c − jc, −1, c + jc, −j, −c + jc.</w:t>
+      </w:r>
+    </w:p>
+    <w:p>
+      <w:pPr>
+        <w:pStyle w:val="ListParagraph"/>
+        <w:numPr>
+          <w:ilvl w:val="0"/>
+          <w:numId w:val="2"/>
+        </w:numPr>
+        <w:spacing w:after="80"/>
+      </w:pPr>
+      <w:r>
+        <w:rPr>
+          <w:rFonts w:ascii="Calibri" w:cs="Calibri" w:eastAsia="Calibri" w:hAnsi="Calibri"/>
+          <w:sz w:val="22"/>
+          <w:szCs w:val="22"/>
+        </w:rPr>
+        <w:t xml:space="preserve">Bin 3, products s[n]·factor: 2; −c − jc; (−1)(j) = −j; 3c − 3jc; 0; (−2)(c + jc) = −2c − 2jc; (1)(−j) = −j; 2(−c + jc) = −2c + 2jc.</w:t>
+      </w:r>
+    </w:p>
+    <w:p>
+      <w:pPr>
+        <w:pStyle w:val="ListParagraph"/>
+        <w:numPr>
+          <w:ilvl w:val="0"/>
+          <w:numId w:val="2"/>
+        </w:numPr>
+        <w:spacing w:after="80"/>
+      </w:pPr>
+      <w:r>
+        <w:rPr>
+          <w:rFonts w:ascii="Calibri" w:cs="Calibri" w:eastAsia="Calibri" w:hAnsi="Calibri"/>
+          <w:sz w:val="22"/>
+          <w:szCs w:val="22"/>
+        </w:rPr>
+        <w:t xml:space="preserve">Bin 3, real parts: 2 − c + 0 + 3c + 0 − 2c + 0 − 2c = 2 − 2c = 2 − √2 = 0.5858. Imaginary parts: −c − 1 − 3c − 2c − 1 + 2c = −2 − 4c = −2 − 2√2 = −4.8284. S[3] = 0.586 − 4.828j.</w:t>
+      </w:r>
+    </w:p>
+    <w:p>
+      <w:pPr>
+        <w:pStyle w:val="ListParagraph"/>
+        <w:numPr>
+          <w:ilvl w:val="0"/>
+          <w:numId w:val="2"/>
+        </w:numPr>
+        <w:spacing w:after="80"/>
+      </w:pPr>
+      <w:r>
+        <w:rPr>
+          <w:rFonts w:ascii="Calibri" w:cs="Calibri" w:eastAsia="Calibri" w:hAnsi="Calibri"/>
+          <w:sz w:val="22"/>
+          <w:szCs w:val="22"/>
+        </w:rPr>
+        <w:t xml:space="preserve">Bins 5, 6, 7 are free by DFT 2 (S[8−k] = conj S[k]): S[5] = conj S[3] = 0.586 + 4.828j; S[6] = conj S[2] = 2 − 6j; S[7] = conj S[1] = 3.414 + 0.828j.</w:t>
+      </w:r>
+    </w:p>
+    <w:p>
+      <w:pPr>
+        <w:pStyle w:val="ListParagraph"/>
+        <w:numPr>
+          <w:ilvl w:val="0"/>
+          <w:numId w:val="2"/>
+        </w:numPr>
+        <w:spacing w:after="80"/>
+      </w:pPr>
+      <w:r>
+        <w:rPr>
+          <w:rFonts w:ascii="Calibri" w:cs="Calibri" w:eastAsia="Calibri" w:hAnsi="Calibri"/>
+          <w:sz w:val="22"/>
+          <w:szCs w:val="22"/>
+        </w:rPr>
+        <w:t xml:space="preserve">Magnitude and angle of each bin (angle in rad, with quadrant). S[1]: |S| = √(3.414² + 0.828²) = √(11.657 + 0.686) = √12.343 = 3.513; fourth quadrant (Re &gt; 0, Im &lt; 0): ∠ = −arctan(0.828/3.414) = −arctan(0.2426) = −0.238.</w:t>
+      </w:r>
+    </w:p>
+    <w:p>
+      <w:pPr>
+        <w:pStyle w:val="ListParagraph"/>
+        <w:numPr>
+          <w:ilvl w:val="0"/>
+          <w:numId w:val="2"/>
+        </w:numPr>
+        <w:spacing w:after="80"/>
+      </w:pPr>
+      <w:r>
+        <w:rPr>
+          <w:rFonts w:ascii="Calibri" w:cs="Calibri" w:eastAsia="Calibri" w:hAnsi="Calibri"/>
+          <w:sz w:val="22"/>
+          <w:szCs w:val="22"/>
+        </w:rPr>
+        <w:t xml:space="preserve">S[2] = 2 + 6j: |S| = √(4 + 36) = √40 = 6.325; first quadrant: ∠ = arctan(6/2) = arctan 3 = 1.249. S[3] = 0.586 − 4.828j: |S| = √(0.343 + 23.314) = √23.657 = 4.864; fourth quadrant: ∠ = −arctan(4.828/0.586) = −arctan(8.24) = −1.450. S[4] = −2: |S| = 2, ∠ = π (negative real axis). S[0] = 6: |S| = 6, ∠ = 0.</w:t>
+      </w:r>
+    </w:p>
+    <w:p>
+      <w:pPr>
+        <w:pStyle w:val="ListParagraph"/>
+        <w:numPr>
+          <w:ilvl w:val="0"/>
+          <w:numId w:val="2"/>
+        </w:numPr>
+        <w:spacing w:after="80"/>
+      </w:pPr>
+      <w:r>
+        <w:rPr>
+          <w:rFonts w:ascii="Calibri" w:cs="Calibri" w:eastAsia="Calibri" w:hAnsi="Calibri"/>
+          <w:sz w:val="22"/>
+          <w:szCs w:val="22"/>
+        </w:rPr>
+        <w:t xml:space="preserve">Check by synthesis, s[0] = (1/8)ΣS[k]. Imaginary parts cancel in pairs (conjugates). Real parts: 6 + 3.414 + 2 + 0.586 − 2 + 0.586 + 2 + 3.414 = 16. So s[0] = 16/8 = 2 ✓ (the first sample). Exact: 6 − 2 + 2(2 + √2) + 4 + 2(2 − √2) = 16 (the √2 terms cancel).</w:t>
       </w:r>
     </w:p>
     <w:p>
@@ -878,7 +1722,61 @@
           <w:sz w:val="22"/>
           <w:szCs w:val="22"/>
         </w:rPr>
-        <w:t xml:space="preserve">Same numbers, plotted. Even magnitude and real part; odd phase and imaginary part. S[0] = 6, S[4] = −2 (phase π). Regenerated 2×2 version of the notebook's two-panel figure.</w:t>
+        <w:t xml:space="preserve">Same numbers as slides 11–12, plotted. Four panels: |S[k]|, ∠S[k], Re S[k], Im S[k] for k = 0…7.</w:t>
+      </w:r>
+    </w:p>
+    <w:p>
+      <w:pPr>
+        <w:pStyle w:val="ListParagraph"/>
+        <w:numPr>
+          <w:ilvl w:val="0"/>
+          <w:numId w:val="2"/>
+        </w:numPr>
+        <w:spacing w:after="80"/>
+      </w:pPr>
+      <w:r>
+        <w:rPr>
+          <w:rFonts w:ascii="Calibri" w:cs="Calibri" w:eastAsia="Calibri" w:hAnsi="Calibri"/>
+          <w:sz w:val="22"/>
+          <w:szCs w:val="22"/>
+        </w:rPr>
+        <w:t xml:space="preserve">|S| = (6, 3.513, 6.325, 4.864, 2, 4.864, 6.325, 3.513): mirror about k = 4 (|S[8−k]| = |S[k]|, the bars at k = 1 and 7 are equal).</w:t>
+      </w:r>
+    </w:p>
+    <w:p>
+      <w:pPr>
+        <w:pStyle w:val="ListParagraph"/>
+        <w:numPr>
+          <w:ilvl w:val="0"/>
+          <w:numId w:val="2"/>
+        </w:numPr>
+        <w:spacing w:after="80"/>
+      </w:pPr>
+      <w:r>
+        <w:rPr>
+          <w:rFonts w:ascii="Calibri" w:cs="Calibri" w:eastAsia="Calibri" w:hAnsi="Calibri"/>
+          <w:sz w:val="22"/>
+          <w:szCs w:val="22"/>
+        </w:rPr>
+        <w:t xml:space="preserve">∠S = (0, −0.238, 1.249, −1.450, π, 1.450, −1.249, 0.238): odd about k = 4 (∠S[8−k] = −∠S[k]). Bins 0 and 4 stand alone: 0 and π.</w:t>
+      </w:r>
+    </w:p>
+    <w:p>
+      <w:pPr>
+        <w:pStyle w:val="ListParagraph"/>
+        <w:numPr>
+          <w:ilvl w:val="0"/>
+          <w:numId w:val="2"/>
+        </w:numPr>
+        <w:spacing w:after="80"/>
+      </w:pPr>
+      <w:r>
+        <w:rPr>
+          <w:rFonts w:ascii="Calibri" w:cs="Calibri" w:eastAsia="Calibri" w:hAnsi="Calibri"/>
+          <w:sz w:val="22"/>
+          <w:szCs w:val="22"/>
+        </w:rPr>
+        <w:t xml:space="preserve">Re S = (6, 3.414, 2, 0.586, −2, 0.586, 2, 3.414) is even; Im S = (0, −0.828, 6, −4.828, 0, 4.828, −6, 0.828) is odd. Point at the sign flip of Im between k = 1 and k = 7.</w:t>
       </w:r>
     </w:p>
     <w:p>
@@ -926,7 +1824,43 @@
           <w:sz w:val="22"/>
           <w:szCs w:val="22"/>
         </w:rPr>
-        <w:t xml:space="preserve">N = 10: pairs (1,9), (2,8), (3,7), (4,6) are mirror images across the real axis; bins 0 and 5 stand alone.</w:t>
+        <w:t xml:space="preserve">Set-up: N = 10, bin k sits at angle 2πk/10 = 36°·k on the unit circle, counter-clockwise from the positive real axis.</w:t>
+      </w:r>
+    </w:p>
+    <w:p>
+      <w:pPr>
+        <w:pStyle w:val="ListParagraph"/>
+        <w:numPr>
+          <w:ilvl w:val="0"/>
+          <w:numId w:val="2"/>
+        </w:numPr>
+        <w:spacing w:after="80"/>
+      </w:pPr>
+      <w:r>
+        <w:rPr>
+          <w:rFonts w:ascii="Calibri" w:cs="Calibri" w:eastAsia="Calibri" w:hAnsi="Calibri"/>
+          <w:sz w:val="22"/>
+          <w:szCs w:val="22"/>
+        </w:rPr>
+        <w:t xml:space="preserve">Pairs: bin 1 at 36° and bin 9 at 324° = −36° are mirror images across the real axis; likewise (2, 8) at 72° and −72°, (3, 7) at 108° and −108°, (4, 6) at 144° and −144°. Mirror across the real axis = complex conjugate.</w:t>
+      </w:r>
+    </w:p>
+    <w:p>
+      <w:pPr>
+        <w:pStyle w:val="ListParagraph"/>
+        <w:numPr>
+          <w:ilvl w:val="0"/>
+          <w:numId w:val="2"/>
+        </w:numPr>
+        <w:spacing w:after="80"/>
+      </w:pPr>
+      <w:r>
+        <w:rPr>
+          <w:rFonts w:ascii="Calibri" w:cs="Calibri" w:eastAsia="Calibri" w:hAnsi="Calibri"/>
+          <w:sz w:val="22"/>
+          <w:szCs w:val="22"/>
+        </w:rPr>
+        <w:t xml:space="preserve">Bins 0 (0°) and 5 (180°) lie on the real axis, so they are their own mirror image: real values.</w:t>
       </w:r>
     </w:p>
     <w:p>
@@ -974,25 +1908,97 @@
           <w:sz w:val="22"/>
           <w:szCs w:val="22"/>
         </w:rPr>
-        <w:t xml:space="preserve">N real numbers = 2 real bins + (N/2 − 1) complex bins for even N: 2 + 6 = 8 when N = 8. For odd N: 1 + 2(N−1)/2 = N.</w:t>
-      </w:r>
-    </w:p>
-    <w:p>
-      <w:pPr>
-        <w:pStyle w:val="ListParagraph"/>
-        <w:numPr>
-          <w:ilvl w:val="0"/>
-          <w:numId w:val="2"/>
-        </w:numPr>
-        <w:spacing w:after="80"/>
-      </w:pPr>
-      <w:r>
-        <w:rPr>
-          <w:rFonts w:ascii="Calibri" w:cs="Calibri" w:eastAsia="Calibri" w:hAnsi="Calibri"/>
-          <w:sz w:val="22"/>
-          <w:szCs w:val="22"/>
-        </w:rPr>
-        <w:t xml:space="preserve">f_k = k f_s/N Hz; ω_k = 2π f_k rad/s. With f_s = 8000 Hz and N = 8 the bins are 0, 1000, …, 4000 Hz; bins 5–7 are −3000, −2000, −1000 Hz.</w:t>
+        <w:t xml:space="preserve">Counting real numbers, N = 8: a real signal has 8 real numbers. Spectrum: S[0] and S[4] are real (2 numbers); S[1], S[2], S[3] are complex, each with a real and an imaginary part (3 × 2 = 6); S[5], S[6], S[7] are copies (0 new). Total 2 + 6 = 8 ✓.</w:t>
+      </w:r>
+    </w:p>
+    <w:p>
+      <w:pPr>
+        <w:pStyle w:val="ListParagraph"/>
+        <w:numPr>
+          <w:ilvl w:val="0"/>
+          <w:numId w:val="2"/>
+        </w:numPr>
+        <w:spacing w:after="80"/>
+      </w:pPr>
+      <w:r>
+        <w:rPr>
+          <w:rFonts w:ascii="Calibri" w:cs="Calibri" w:eastAsia="Calibri" w:hAnsi="Calibri"/>
+          <w:sz w:val="22"/>
+          <w:szCs w:val="22"/>
+        </w:rPr>
+        <w:t xml:space="preserve">General N even: 2 + 2(N/2 − 1) = N. N odd, e.g. N = 7: S[0] real (1), bins 1, 2, 3 complex (3 × 2 = 6), total 7 = N ✓.</w:t>
+      </w:r>
+    </w:p>
+    <w:p>
+      <w:pPr>
+        <w:pStyle w:val="ListParagraph"/>
+        <w:numPr>
+          <w:ilvl w:val="0"/>
+          <w:numId w:val="2"/>
+        </w:numPr>
+        <w:spacing w:after="80"/>
+      </w:pPr>
+      <w:r>
+        <w:rPr>
+          <w:rFonts w:ascii="Calibri" w:cs="Calibri" w:eastAsia="Calibri" w:hAnsi="Calibri"/>
+          <w:sz w:val="22"/>
+          <w:szCs w:val="22"/>
+        </w:rPr>
+        <w:t xml:space="preserve">Bins to hertz. Sampling at f_s Hz turns f Hz into Ω = 2πf/f_s rad/sample. Bin k has Ω_k = 2πk/N, so 2πf_k/f_s = 2πk/N ⇒ f_k = (k/N) f_s Hz and ω_k = 2πf_k rad/s.</w:t>
+      </w:r>
+    </w:p>
+    <w:p>
+      <w:pPr>
+        <w:pStyle w:val="ListParagraph"/>
+        <w:numPr>
+          <w:ilvl w:val="0"/>
+          <w:numId w:val="2"/>
+        </w:numPr>
+        <w:spacing w:after="80"/>
+      </w:pPr>
+      <w:r>
+        <w:rPr>
+          <w:rFonts w:ascii="Calibri" w:cs="Calibri" w:eastAsia="Calibri" w:hAnsi="Calibri"/>
+          <w:sz w:val="22"/>
+          <w:szCs w:val="22"/>
+        </w:rPr>
+        <w:t xml:space="preserve">Example f_s = 8000 Hz, N = 8: f_k = 8000k/8 = 1000k Hz. k = 0, 1, 2, 3, 4 → 0, 1000, 2000, 3000, 4000 Hz. Bin 4 = f_s/2 = 4000 Hz is the Nyquist frequency.</w:t>
+      </w:r>
+    </w:p>
+    <w:p>
+      <w:pPr>
+        <w:pStyle w:val="ListParagraph"/>
+        <w:numPr>
+          <w:ilvl w:val="0"/>
+          <w:numId w:val="2"/>
+        </w:numPr>
+        <w:spacing w:after="80"/>
+      </w:pPr>
+      <w:r>
+        <w:rPr>
+          <w:rFonts w:ascii="Calibri" w:cs="Calibri" w:eastAsia="Calibri" w:hAnsi="Calibri"/>
+          <w:sz w:val="22"/>
+          <w:szCs w:val="22"/>
+        </w:rPr>
+        <w:t xml:space="preserve">Bins 5, 6, 7 are the mirror images of 3, 2, 1: frequencies −3000, −2000, −1000 Hz (f_k − f_s = 5000 − 8000 = −3000).</w:t>
+      </w:r>
+    </w:p>
+    <w:p>
+      <w:pPr>
+        <w:pStyle w:val="ListParagraph"/>
+        <w:numPr>
+          <w:ilvl w:val="0"/>
+          <w:numId w:val="2"/>
+        </w:numPr>
+        <w:spacing w:after="80"/>
+      </w:pPr>
+      <w:r>
+        <w:rPr>
+          <w:rFonts w:ascii="Calibri" w:cs="Calibri" w:eastAsia="Calibri" w:hAnsi="Calibri"/>
+          <w:sz w:val="22"/>
+          <w:szCs w:val="22"/>
+        </w:rPr>
+        <w:t xml:space="preserve">Reading the spectrum of slide 12: the largest bar |S[2]| = 6.325 sits at k = 2, i.e. at 2000 Hz.</w:t>
       </w:r>
     </w:p>
     <w:p>
@@ -1040,7 +2046,79 @@
           <w:sz w:val="22"/>
           <w:szCs w:val="22"/>
         </w:rPr>
-        <w:t xml:space="preserve">s[n] = S[0]/N + (2/N)Σ|S[k]|cos(2πkn/N + ∠S[k]) + (S[N/2]/N)(−1)ⁿ. Last term only for even N.</w:t>
+        <w:t xml:space="preserve">Meaning of the symbols: |S[k]| and ∠S[k] are the length and angle of the complex number S[k] (slide 3). The sum runs over the paired bins k = 1 … N/2 − 1; each pair becomes one cosine.</w:t>
+      </w:r>
+    </w:p>
+    <w:p>
+      <w:pPr>
+        <w:pStyle w:val="ListParagraph"/>
+        <w:numPr>
+          <w:ilvl w:val="0"/>
+          <w:numId w:val="2"/>
+        </w:numPr>
+        <w:spacing w:after="80"/>
+      </w:pPr>
+      <w:r>
+        <w:rPr>
+          <w:rFonts w:ascii="Calibri" w:cs="Calibri" w:eastAsia="Calibri" w:hAnsi="Calibri"/>
+          <w:sz w:val="22"/>
+          <w:szCs w:val="22"/>
+        </w:rPr>
+        <w:t xml:space="preserve">Formula: s[n] = S[0]/N + (2/N) Σ_{k=1}^{N/2−1} |S[k]| cos(2πkn/N + ∠S[k]) + (S[N/2]/N)(−1)ⁿ. The last term exists only for even N; for odd N the sum runs to (N−1)/2.</w:t>
+      </w:r>
+    </w:p>
+    <w:p>
+      <w:pPr>
+        <w:pStyle w:val="ListParagraph"/>
+        <w:numPr>
+          <w:ilvl w:val="0"/>
+          <w:numId w:val="2"/>
+        </w:numPr>
+        <w:spacing w:after="80"/>
+      </w:pPr>
+      <w:r>
+        <w:rPr>
+          <w:rFonts w:ascii="Calibri" w:cs="Calibri" w:eastAsia="Calibri" w:hAnsi="Calibri"/>
+          <w:sz w:val="22"/>
+          <w:szCs w:val="22"/>
+        </w:rPr>
+        <w:t xml:space="preserve">Tiny example N = 4, s = (1, 2, 3, 2) with S = (8, −2, 0, −2). DC: 8/4 = 2. Pair k = 1: |S[1]| = 2, ∠S[1] = π (negative real axis): (2/4)(2)cos(2π·n/4 + π) = cos(πn/2 + π) = −cos(πn/2). Nyquist: S[2]/4·(−1)ⁿ = 0.</w:t>
+      </w:r>
+    </w:p>
+    <w:p>
+      <w:pPr>
+        <w:pStyle w:val="ListParagraph"/>
+        <w:numPr>
+          <w:ilvl w:val="0"/>
+          <w:numId w:val="2"/>
+        </w:numPr>
+        <w:spacing w:after="80"/>
+      </w:pPr>
+      <w:r>
+        <w:rPr>
+          <w:rFonts w:ascii="Calibri" w:cs="Calibri" w:eastAsia="Calibri" w:hAnsi="Calibri"/>
+          <w:sz w:val="22"/>
+          <w:szCs w:val="22"/>
+        </w:rPr>
+        <w:t xml:space="preserve">Assemble: s[n] = 2 − cos(πn/2). n = 0: 2 − 1 = 1 ✓; n = 1: 2 − 0 = 2 ✓; n = 2: 2 + 1 = 3 ✓; n = 3: 2 − 0 = 2 ✓. Matches s.</w:t>
+      </w:r>
+    </w:p>
+    <w:p>
+      <w:pPr>
+        <w:pStyle w:val="ListParagraph"/>
+        <w:numPr>
+          <w:ilvl w:val="0"/>
+          <w:numId w:val="2"/>
+        </w:numPr>
+        <w:spacing w:after="80"/>
+      </w:pPr>
+      <w:r>
+        <w:rPr>
+          <w:rFonts w:ascii="Calibri" w:cs="Calibri" w:eastAsia="Calibri" w:hAnsi="Calibri"/>
+          <w:sz w:val="22"/>
+          <w:szCs w:val="22"/>
+        </w:rPr>
+        <w:t xml:space="preserve">Frequencies of the cosines are 2πk/N with k ≤ N/2, i.e. in [0, π].</w:t>
       </w:r>
     </w:p>
     <w:p>
@@ -1088,7 +2166,115 @@
           <w:sz w:val="22"/>
           <w:szCs w:val="22"/>
         </w:rPr>
-        <w:t xml:space="preserve">Pair bins k and N−k: S[k]e^{jθ} + conj(S[k])e^{−jθ} = 2|S[k]|cos(θ + ∠S[k]), θ = 2πkn/N. Bins 0 and N/2 pair with themselves.</w:t>
+        <w:t xml:space="preserve">Goal: show that bins k and N−k together give one cosine. Let θ = 2πkn/N and φ = ∠S[k].</w:t>
+      </w:r>
+    </w:p>
+    <w:p>
+      <w:pPr>
+        <w:pStyle w:val="ListParagraph"/>
+        <w:numPr>
+          <w:ilvl w:val="0"/>
+          <w:numId w:val="2"/>
+        </w:numPr>
+        <w:spacing w:after="80"/>
+      </w:pPr>
+      <w:r>
+        <w:rPr>
+          <w:rFonts w:ascii="Calibri" w:cs="Calibri" w:eastAsia="Calibri" w:hAnsi="Calibri"/>
+          <w:sz w:val="22"/>
+          <w:szCs w:val="22"/>
+        </w:rPr>
+        <w:t xml:space="preserve">Step 1 — polar form: S[k] = |S[k]|e^{jφ}; the partner is S[N−k] = conj(S[k]) = |S[k]|e^{−jφ} (DFT 2).</w:t>
+      </w:r>
+    </w:p>
+    <w:p>
+      <w:pPr>
+        <w:pStyle w:val="ListParagraph"/>
+        <w:numPr>
+          <w:ilvl w:val="0"/>
+          <w:numId w:val="2"/>
+        </w:numPr>
+        <w:spacing w:after="80"/>
+      </w:pPr>
+      <w:r>
+        <w:rPr>
+          <w:rFonts w:ascii="Calibri" w:cs="Calibri" w:eastAsia="Calibri" w:hAnsi="Calibri"/>
+          <w:sz w:val="22"/>
+          <w:szCs w:val="22"/>
+        </w:rPr>
+        <w:t xml:space="preserve">Step 2 — the two synthesis terms: (1/N)S[k]e^{jθ} + (1/N)S[N−k]e^{j2π(N−k)n/N}. The exponent of the second: e^{j2π(N−k)n/N} = e^{j2πn}e^{−jθ} = e^{−jθ}.</w:t>
+      </w:r>
+    </w:p>
+    <w:p>
+      <w:pPr>
+        <w:pStyle w:val="ListParagraph"/>
+        <w:numPr>
+          <w:ilvl w:val="0"/>
+          <w:numId w:val="2"/>
+        </w:numPr>
+        <w:spacing w:after="80"/>
+      </w:pPr>
+      <w:r>
+        <w:rPr>
+          <w:rFonts w:ascii="Calibri" w:cs="Calibri" w:eastAsia="Calibri" w:hAnsi="Calibri"/>
+          <w:sz w:val="22"/>
+          <w:szCs w:val="22"/>
+        </w:rPr>
+        <w:t xml:space="preserve">Step 3 — substitute: (|S[k]|/N)(e^{j(θ+φ)} + e^{−j(θ+φ)}).</w:t>
+      </w:r>
+    </w:p>
+    <w:p>
+      <w:pPr>
+        <w:pStyle w:val="ListParagraph"/>
+        <w:numPr>
+          <w:ilvl w:val="0"/>
+          <w:numId w:val="2"/>
+        </w:numPr>
+        <w:spacing w:after="80"/>
+      </w:pPr>
+      <w:r>
+        <w:rPr>
+          <w:rFonts w:ascii="Calibri" w:cs="Calibri" w:eastAsia="Calibri" w:hAnsi="Calibri"/>
+          <w:sz w:val="22"/>
+          <w:szCs w:val="22"/>
+        </w:rPr>
+        <w:t xml:space="preserve">Step 4 — Euler 2cos x = e^{jx} + e^{−jx}: = (2/N)|S[k]| cos(θ + φ). Done. Bins 0 and N/2 are alone: (1/N)S[0] and (1/N)S[N/2]e^{jπn} = (1/N)S[N/2](−1)ⁿ.</w:t>
+      </w:r>
+    </w:p>
+    <w:p>
+      <w:pPr>
+        <w:pStyle w:val="ListParagraph"/>
+        <w:numPr>
+          <w:ilvl w:val="0"/>
+          <w:numId w:val="2"/>
+        </w:numPr>
+        <w:spacing w:after="80"/>
+      </w:pPr>
+      <w:r>
+        <w:rPr>
+          <w:rFonts w:ascii="Calibri" w:cs="Calibri" w:eastAsia="Calibri" w:hAnsi="Calibri"/>
+          <w:sz w:val="22"/>
+          <w:szCs w:val="22"/>
+        </w:rPr>
+        <w:t xml:space="preserve">Numeric check with slide 12 (N = 8, k = 1): S[1] = 3.414 − 0.828j so |S[1]| = 3.513, φ = −0.238. The pair gives (2/8)(3.513)cos(πn/4 − 0.238) = 0.878cos(πn/4 − 0.238). At n = 0: 0.878·cos(0.238) = 0.878(0.9718) = 0.853.</w:t>
+      </w:r>
+    </w:p>
+    <w:p>
+      <w:pPr>
+        <w:pStyle w:val="ListParagraph"/>
+        <w:numPr>
+          <w:ilvl w:val="0"/>
+          <w:numId w:val="2"/>
+        </w:numPr>
+        <w:spacing w:after="80"/>
+      </w:pPr>
+      <w:r>
+        <w:rPr>
+          <w:rFonts w:ascii="Calibri" w:cs="Calibri" w:eastAsia="Calibri" w:hAnsi="Calibri"/>
+          <w:sz w:val="22"/>
+          <w:szCs w:val="22"/>
+        </w:rPr>
+        <w:t xml:space="preserve">Same thing directly: (1/8)(S[1] + S[7]) = (1/8)(2·3.414) = 0.853 ✓.</w:t>
       </w:r>
     </w:p>
     <w:p>
@@ -1136,7 +2322,43 @@
           <w:sz w:val="22"/>
           <w:szCs w:val="22"/>
         </w:rPr>
-        <w:t xml:space="preserve">Give students 5 minutes: verify symmetry, polar forms. S = (1, 1+2j, −4j, 3−j, −2, 3+j, 4j, 1−2j).</w:t>
+        <w:t xml:space="preserve">Data: N = 8, S = (1, 1+2j, −4j, 3−j, −2, 3+j, 4j, 1−2j)ᵀ. Task: write s[n] as a sum of cosines.</w:t>
+      </w:r>
+    </w:p>
+    <w:p>
+      <w:pPr>
+        <w:pStyle w:val="ListParagraph"/>
+        <w:numPr>
+          <w:ilvl w:val="0"/>
+          <w:numId w:val="2"/>
+        </w:numPr>
+        <w:spacing w:after="80"/>
+      </w:pPr>
+      <w:r>
+        <w:rPr>
+          <w:rFonts w:ascii="Calibri" w:cs="Calibri" w:eastAsia="Calibri" w:hAnsi="Calibri"/>
+          <w:sz w:val="22"/>
+          <w:szCs w:val="22"/>
+        </w:rPr>
+        <w:t xml:space="preserve">Hint for students, step 1 — conjugate pairs: S[7] vs conj S[1] = 1 − 2j; S[6] vs conj S[2] = conj(−4j) = 4j; S[5] vs conj S[3] = 3 + j. Step 2 — S[0] = 1 and S[4] = −2 are real: DC term S[0]/8 and Nyquist term S[4](−1)ⁿ/8. Step 3 — polar form of S[1], S[2], S[3] with the right quadrant.</w:t>
+      </w:r>
+    </w:p>
+    <w:p>
+      <w:pPr>
+        <w:pStyle w:val="ListParagraph"/>
+        <w:numPr>
+          <w:ilvl w:val="0"/>
+          <w:numId w:val="2"/>
+        </w:numPr>
+        <w:spacing w:after="80"/>
+      </w:pPr>
+      <w:r>
+        <w:rPr>
+          <w:rFonts w:ascii="Calibri" w:cs="Calibri" w:eastAsia="Calibri" w:hAnsi="Calibri"/>
+          <w:sz w:val="22"/>
+          <w:szCs w:val="22"/>
+        </w:rPr>
+        <w:t xml:space="preserve">Give 5 minutes; the answer is on slides 19–20.</w:t>
       </w:r>
     </w:p>
     <w:p>
@@ -1184,7 +2406,79 @@
           <w:sz w:val="22"/>
           <w:szCs w:val="22"/>
         </w:rPr>
-        <w:t xml:space="preserve">S[7] = conj S[1], S[6] = conj S[2], S[5] = conj S[3]. |S[1]| = √5, ∠ = arctan 2 = 1.1071 rad (63.4°); |S[2]| = 4, ∠ = −π/2; |S[3]| = √10, ∠ = arctan(−1/3) = −0.3218 rad (−18.4°).</w:t>
+        <w:t xml:space="preserve">Step 1 — symmetry: S[7] = 1 − 2j = conj(1 + 2j) = conj S[1] ✓; S[6] = 4j = conj(−4j) = conj S[2] ✓; S[5] = 3 + j = conj(3 − j) = conj S[3] ✓. Real bins S[0] = 1, S[4] = −2.</w:t>
+      </w:r>
+    </w:p>
+    <w:p>
+      <w:pPr>
+        <w:pStyle w:val="ListParagraph"/>
+        <w:numPr>
+          <w:ilvl w:val="0"/>
+          <w:numId w:val="2"/>
+        </w:numPr>
+        <w:spacing w:after="80"/>
+      </w:pPr>
+      <w:r>
+        <w:rPr>
+          <w:rFonts w:ascii="Calibri" w:cs="Calibri" w:eastAsia="Calibri" w:hAnsi="Calibri"/>
+          <w:sz w:val="22"/>
+          <w:szCs w:val="22"/>
+        </w:rPr>
+        <w:t xml:space="preserve">Step 2 — S[1] = 1 + 2j: |S[1]| = √(1² + 2²) = √5 = 2.236. Real part &gt; 0, so the angle is arctan(2/1) = 1.1071 rad (63.4°), first quadrant.</w:t>
+      </w:r>
+    </w:p>
+    <w:p>
+      <w:pPr>
+        <w:pStyle w:val="ListParagraph"/>
+        <w:numPr>
+          <w:ilvl w:val="0"/>
+          <w:numId w:val="2"/>
+        </w:numPr>
+        <w:spacing w:after="80"/>
+      </w:pPr>
+      <w:r>
+        <w:rPr>
+          <w:rFonts w:ascii="Calibri" w:cs="Calibri" w:eastAsia="Calibri" w:hAnsi="Calibri"/>
+          <w:sz w:val="22"/>
+          <w:szCs w:val="22"/>
+        </w:rPr>
+        <w:t xml:space="preserve">Step 3 — S[2] = −4j: real part 0, imaginary −4, so it lies on the negative imaginary axis: |S[2]| = 4, ∠S[2] = −π/2 (−90°). Do not use arctan here (division by zero).</w:t>
+      </w:r>
+    </w:p>
+    <w:p>
+      <w:pPr>
+        <w:pStyle w:val="ListParagraph"/>
+        <w:numPr>
+          <w:ilvl w:val="0"/>
+          <w:numId w:val="2"/>
+        </w:numPr>
+        <w:spacing w:after="80"/>
+      </w:pPr>
+      <w:r>
+        <w:rPr>
+          <w:rFonts w:ascii="Calibri" w:cs="Calibri" w:eastAsia="Calibri" w:hAnsi="Calibri"/>
+          <w:sz w:val="22"/>
+          <w:szCs w:val="22"/>
+        </w:rPr>
+        <w:t xml:space="preserve">Step 4 — S[3] = 3 − j: |S[3]| = √(9 + 1) = √10 = 3.162. Real part &gt; 0 so arctan is right: ∠S[3] = arctan(−1/3) = −0.3218 rad (−18.4°), fourth quadrant.</w:t>
+      </w:r>
+    </w:p>
+    <w:p>
+      <w:pPr>
+        <w:pStyle w:val="ListParagraph"/>
+        <w:numPr>
+          <w:ilvl w:val="0"/>
+          <w:numId w:val="2"/>
+        </w:numPr>
+        <w:spacing w:after="80"/>
+      </w:pPr>
+      <w:r>
+        <w:rPr>
+          <w:rFonts w:ascii="Calibri" w:cs="Calibri" w:eastAsia="Calibri" w:hAnsi="Calibri"/>
+          <w:sz w:val="22"/>
+          <w:szCs w:val="22"/>
+        </w:rPr>
+        <w:t xml:space="preserve">Check against the notebook table: magnitudes 2.2361, 4, 3.1623; phases 1.1071, −1.5708, −0.3218 ✓.</w:t>
       </w:r>
     </w:p>
     <w:p>
@@ -1232,25 +2526,133 @@
           <w:sz w:val="22"/>
           <w:szCs w:val="22"/>
         </w:rPr>
-        <w:t xml:space="preserve">Coefficients 2|S|/8: √5/4, 1, √10/4 at π/4, π/2, 3π/4; DC 1/8; Nyquist −(1/4)(−1)ⁿ.</w:t>
-      </w:r>
-    </w:p>
-    <w:p>
-      <w:pPr>
-        <w:pStyle w:val="ListParagraph"/>
-        <w:numPr>
-          <w:ilvl w:val="0"/>
-          <w:numId w:val="2"/>
-        </w:numPr>
-        <w:spacing w:after="80"/>
-      </w:pPr>
-      <w:r>
-        <w:rPr>
-          <w:rFonts w:ascii="Calibri" w:cs="Calibri" w:eastAsia="Calibri" w:hAnsi="Calibri"/>
-          <w:sz w:val="22"/>
-          <w:szCs w:val="22"/>
-        </w:rPr>
-        <w:t xml:space="preserve">s[n] = 1/8 + (√5/4)cos(πn/4 + 1.1071) + cos(πn/2 − π/2) + (√10/4)cos(3πn/4 − 0.3218) − (1/4)(−1)ⁿ. Checks: s[0] = 0.875, s[4] = −1.125 (notebook IFFT: 0.875, 0.8447, −0.875, −0.4482, −1.125, 1.9053, 0.625, −0.8018).</w:t>
+        <w:t xml:space="preserve">Step 1 — amplitudes 2|S[k]|/N with N = 8: k = 1: 2√5/8 = √5/4 = 0.559; k = 2: 2·4/8 = 1; k = 3: 2√10/8 = √10/4 = 0.791.</w:t>
+      </w:r>
+    </w:p>
+    <w:p>
+      <w:pPr>
+        <w:pStyle w:val="ListParagraph"/>
+        <w:numPr>
+          <w:ilvl w:val="0"/>
+          <w:numId w:val="2"/>
+        </w:numPr>
+        <w:spacing w:after="80"/>
+      </w:pPr>
+      <w:r>
+        <w:rPr>
+          <w:rFonts w:ascii="Calibri" w:cs="Calibri" w:eastAsia="Calibri" w:hAnsi="Calibri"/>
+          <w:sz w:val="22"/>
+          <w:szCs w:val="22"/>
+        </w:rPr>
+        <w:t xml:space="preserve">Step 2 — frequencies 2πk/8: k = 1: π/4; k = 2: π/2; k = 3: 3π/4.</w:t>
+      </w:r>
+    </w:p>
+    <w:p>
+      <w:pPr>
+        <w:pStyle w:val="ListParagraph"/>
+        <w:numPr>
+          <w:ilvl w:val="0"/>
+          <w:numId w:val="2"/>
+        </w:numPr>
+        <w:spacing w:after="80"/>
+      </w:pPr>
+      <w:r>
+        <w:rPr>
+          <w:rFonts w:ascii="Calibri" w:cs="Calibri" w:eastAsia="Calibri" w:hAnsi="Calibri"/>
+          <w:sz w:val="22"/>
+          <w:szCs w:val="22"/>
+        </w:rPr>
+        <w:t xml:space="preserve">Step 3 — DC: S[0]/8 = 1/8. Nyquist: S[4](−1)ⁿ/8 = −2(−1)ⁿ/8 = −(1/4)(−1)ⁿ.</w:t>
+      </w:r>
+    </w:p>
+    <w:p>
+      <w:pPr>
+        <w:pStyle w:val="ListParagraph"/>
+        <w:numPr>
+          <w:ilvl w:val="0"/>
+          <w:numId w:val="2"/>
+        </w:numPr>
+        <w:spacing w:after="80"/>
+      </w:pPr>
+      <w:r>
+        <w:rPr>
+          <w:rFonts w:ascii="Calibri" w:cs="Calibri" w:eastAsia="Calibri" w:hAnsi="Calibri"/>
+          <w:sz w:val="22"/>
+          <w:szCs w:val="22"/>
+        </w:rPr>
+        <w:t xml:space="preserve">Step 4 — assemble: s[n] = 1/8 + (√5/4)cos(πn/4 + 1.1071) + cos(πn/2 − π/2) + (√10/4)cos(3πn/4 − 0.3218) − (1/4)(−1)ⁿ.</w:t>
+      </w:r>
+    </w:p>
+    <w:p>
+      <w:pPr>
+        <w:pStyle w:val="ListParagraph"/>
+        <w:numPr>
+          <w:ilvl w:val="0"/>
+          <w:numId w:val="2"/>
+        </w:numPr>
+        <w:spacing w:after="80"/>
+      </w:pPr>
+      <w:r>
+        <w:rPr>
+          <w:rFonts w:ascii="Calibri" w:cs="Calibri" w:eastAsia="Calibri" w:hAnsi="Calibri"/>
+          <w:sz w:val="22"/>
+          <w:szCs w:val="22"/>
+        </w:rPr>
+        <w:t xml:space="preserve">Check n = 0: cos(1.1071) = 1/√5 (adjacent 1, hypotenuse √5), so (√5/4)(1/√5) = 1/4. cos(−π/2) = 0. cos(0.3218) = 3/√10, so (√10/4)(3/√10) = 3/4. Total: 1/8 + 1/4 + 0 + 3/4 − 1/4 = 0.875.</w:t>
+      </w:r>
+    </w:p>
+    <w:p>
+      <w:pPr>
+        <w:pStyle w:val="ListParagraph"/>
+        <w:numPr>
+          <w:ilvl w:val="0"/>
+          <w:numId w:val="2"/>
+        </w:numPr>
+        <w:spacing w:after="80"/>
+      </w:pPr>
+      <w:r>
+        <w:rPr>
+          <w:rFonts w:ascii="Calibri" w:cs="Calibri" w:eastAsia="Calibri" w:hAnsi="Calibri"/>
+          <w:sz w:val="22"/>
+          <w:szCs w:val="22"/>
+        </w:rPr>
+        <w:t xml:space="preserve">Check n = 4: cos(π + 1.1071) = −1/√5 → −1/4; cos(2π − π/2) = 0; cos(3π − 0.3218) = −cos(0.3218) = −3/√10 → −3/4; (−1)⁴ = 1 → −1/4. Total: 1/8 − 1/4 + 0 − 3/4 − 1/4 = −1.125.</w:t>
+      </w:r>
+    </w:p>
+    <w:p>
+      <w:pPr>
+        <w:pStyle w:val="ListParagraph"/>
+        <w:numPr>
+          <w:ilvl w:val="0"/>
+          <w:numId w:val="2"/>
+        </w:numPr>
+        <w:spacing w:after="80"/>
+      </w:pPr>
+      <w:r>
+        <w:rPr>
+          <w:rFonts w:ascii="Calibri" w:cs="Calibri" w:eastAsia="Calibri" w:hAnsi="Calibri"/>
+          <w:sz w:val="22"/>
+          <w:szCs w:val="22"/>
+        </w:rPr>
+        <w:t xml:space="preserve">Check n = 1: 0.125 + 0.559cos(45° + 63.43° = 108.43°) = 0.559(−0.3162) = −0.1768; cos(π/2 − π/2) = cos 0 = 1; 0.791cos(135° − 18.43° = 116.57°) = 0.791(−0.4472) = −0.3536; −(1/4)(−1) = +0.25. Total: 0.125 − 0.1768 + 1 − 0.3536 + 0.25 = 0.8447 ✓.</w:t>
+      </w:r>
+    </w:p>
+    <w:p>
+      <w:pPr>
+        <w:pStyle w:val="ListParagraph"/>
+        <w:numPr>
+          <w:ilvl w:val="0"/>
+          <w:numId w:val="2"/>
+        </w:numPr>
+        <w:spacing w:after="80"/>
+      </w:pPr>
+      <w:r>
+        <w:rPr>
+          <w:rFonts w:ascii="Calibri" w:cs="Calibri" w:eastAsia="Calibri" w:hAnsi="Calibri"/>
+          <w:sz w:val="22"/>
+          <w:szCs w:val="22"/>
+        </w:rPr>
+        <w:t xml:space="preserve">Full IFFT from the notebook: (0.875, 0.8447, −0.875, −0.4482, −1.125, 1.9053, 0.625, −0.8018). Note cos(πn/2 − π/2) = sin(πn/2).</w:t>
       </w:r>
     </w:p>
     <w:p>
@@ -1298,7 +2700,79 @@
           <w:sz w:val="22"/>
           <w:szCs w:val="22"/>
         </w:rPr>
-        <w:t xml:space="preserve">S[0] is the sum (mean = S[0]/N); amplitude 2|S|/N for paired bins; (−1)ⁿ term only for even N; S[N−k] must be conj S[k] or the IFFT is complex; use the right quadrant for angles (−1+j has angle 3π/4).</w:t>
+        <w:t xml:space="preserve">Mistake 1 — S[0] is the sum, not the mean. Example slide 12: the samples add to 2 + 1 − 1 + 3 + 0 − 2 + 1 + 2 = 6 = S[0], while the mean is S[0]/N = 6/8 = 0.75.</w:t>
+      </w:r>
+    </w:p>
+    <w:p>
+      <w:pPr>
+        <w:pStyle w:val="ListParagraph"/>
+        <w:numPr>
+          <w:ilvl w:val="0"/>
+          <w:numId w:val="2"/>
+        </w:numPr>
+        <w:spacing w:after="80"/>
+      </w:pPr>
+      <w:r>
+        <w:rPr>
+          <w:rFonts w:ascii="Calibri" w:cs="Calibri" w:eastAsia="Calibri" w:hAnsi="Calibri"/>
+          <w:sz w:val="22"/>
+          <w:szCs w:val="22"/>
+        </w:rPr>
+        <w:t xml:space="preserve">Mistake 2 — amplitude 2|S[k]|/N, not |S[k]|/N (two bins k and N − k each contribute |S[k]|/N). Example: |S[2]| = 4, N = 8: amplitude 2·4/8 = 1; with |S|/N it would be 0.5, wrong.</w:t>
+      </w:r>
+    </w:p>
+    <w:p>
+      <w:pPr>
+        <w:pStyle w:val="ListParagraph"/>
+        <w:numPr>
+          <w:ilvl w:val="0"/>
+          <w:numId w:val="2"/>
+        </w:numPr>
+        <w:spacing w:after="80"/>
+      </w:pPr>
+      <w:r>
+        <w:rPr>
+          <w:rFonts w:ascii="Calibri" w:cs="Calibri" w:eastAsia="Calibri" w:hAnsi="Calibri"/>
+          <w:sz w:val="22"/>
+          <w:szCs w:val="22"/>
+        </w:rPr>
+        <w:t xml:space="preserve">Mistake 3 — (−1)ⁿ exists only for even N, because only then is there a bin N/2 (N = 8: bin 4; N = 7: none, sum runs k = 1…3).</w:t>
+      </w:r>
+    </w:p>
+    <w:p>
+      <w:pPr>
+        <w:pStyle w:val="ListParagraph"/>
+        <w:numPr>
+          <w:ilvl w:val="0"/>
+          <w:numId w:val="2"/>
+        </w:numPr>
+        <w:spacing w:after="80"/>
+      </w:pPr>
+      <w:r>
+        <w:rPr>
+          <w:rFonts w:ascii="Calibri" w:cs="Calibri" w:eastAsia="Calibri" w:hAnsi="Calibri"/>
+          <w:sz w:val="22"/>
+          <w:szCs w:val="22"/>
+        </w:rPr>
+        <w:t xml:space="preserve">Mistake 4 — S[N−k] must equal conj S[k]. Take S[3] = 3, S[5] = −1: imaginary part (1/2) sin(3πn/4) = 0.354 at n = 1 — not real.</w:t>
+      </w:r>
+    </w:p>
+    <w:p>
+      <w:pPr>
+        <w:pStyle w:val="ListParagraph"/>
+        <w:numPr>
+          <w:ilvl w:val="0"/>
+          <w:numId w:val="2"/>
+        </w:numPr>
+        <w:spacing w:after="80"/>
+      </w:pPr>
+      <w:r>
+        <w:rPr>
+          <w:rFonts w:ascii="Calibri" w:cs="Calibri" w:eastAsia="Calibri" w:hAnsi="Calibri"/>
+          <w:sz w:val="22"/>
+          <w:szCs w:val="22"/>
+        </w:rPr>
+        <w:t xml:space="preserve">Mistake 5 — angle quadrant. arctan(Im/Re) is right only if Re &gt; 0. For −1 + j: arctan(1/−1) = −π/4 = −45° is in the fourth quadrant, but −1 + j is in the second: correct angle is −π/4 + π = 3π/4 (135°). Test: cos 135° = −0.707 and sin 135° = +0.707, matching (−1, +1)/√2 ✓.</w:t>
       </w:r>
     </w:p>
     <w:p>
@@ -1346,7 +2820,115 @@
           <w:sz w:val="22"/>
           <w:szCs w:val="22"/>
         </w:rPr>
-        <w:t xml:space="preserve">s = (1,2,3,2), W = −j. S = (8, −2, 0, −2). S[3] = conj S[1] ✓; only S[0], S[1], S[2] independent.</w:t>
+        <w:t xml:space="preserve">Given: N = 4, s = (1, 2, 3, 2)ᵀ. Task: find S and verify S[4−k] = conj S[k].</w:t>
+      </w:r>
+    </w:p>
+    <w:p>
+      <w:pPr>
+        <w:pStyle w:val="ListParagraph"/>
+        <w:numPr>
+          <w:ilvl w:val="0"/>
+          <w:numId w:val="2"/>
+        </w:numPr>
+        <w:spacing w:after="80"/>
+      </w:pPr>
+      <w:r>
+        <w:rPr>
+          <w:rFonts w:ascii="Calibri" w:cs="Calibri" w:eastAsia="Calibri" w:hAnsi="Calibri"/>
+          <w:sz w:val="22"/>
+          <w:szCs w:val="22"/>
+        </w:rPr>
+        <w:t xml:space="preserve">Step 1 — the base: W = e^{−j2π/4} = cos(π/2) − j sin(π/2) = −j. Powers: W⁰ = 1, W¹ = −j, W² = −1, W³ = j, W⁴ = 1, W⁶ = −1, W⁹ = −j (W^m = W^{m mod 4}). So S[k] = Σ s[n] W^{kn}.</w:t>
+      </w:r>
+    </w:p>
+    <w:p>
+      <w:pPr>
+        <w:pStyle w:val="ListParagraph"/>
+        <w:numPr>
+          <w:ilvl w:val="0"/>
+          <w:numId w:val="2"/>
+        </w:numPr>
+        <w:spacing w:after="80"/>
+      </w:pPr>
+      <w:r>
+        <w:rPr>
+          <w:rFonts w:ascii="Calibri" w:cs="Calibri" w:eastAsia="Calibri" w:hAnsi="Calibri"/>
+          <w:sz w:val="22"/>
+          <w:szCs w:val="22"/>
+        </w:rPr>
+        <w:t xml:space="preserve">Step 2 — S[0] = 1 + 2 + 3 + 2 = 8.</w:t>
+      </w:r>
+    </w:p>
+    <w:p>
+      <w:pPr>
+        <w:pStyle w:val="ListParagraph"/>
+        <w:numPr>
+          <w:ilvl w:val="0"/>
+          <w:numId w:val="2"/>
+        </w:numPr>
+        <w:spacing w:after="80"/>
+      </w:pPr>
+      <w:r>
+        <w:rPr>
+          <w:rFonts w:ascii="Calibri" w:cs="Calibri" w:eastAsia="Calibri" w:hAnsi="Calibri"/>
+          <w:sz w:val="22"/>
+          <w:szCs w:val="22"/>
+        </w:rPr>
+        <w:t xml:space="preserve">S[1] (factors W^{n} = 1, −j, −1, j): 1 + 2(−j) + 3(−1) + 2(j) = 1 − 2j − 3 + 2j = −2.</w:t>
+      </w:r>
+    </w:p>
+    <w:p>
+      <w:pPr>
+        <w:pStyle w:val="ListParagraph"/>
+        <w:numPr>
+          <w:ilvl w:val="0"/>
+          <w:numId w:val="2"/>
+        </w:numPr>
+        <w:spacing w:after="80"/>
+      </w:pPr>
+      <w:r>
+        <w:rPr>
+          <w:rFonts w:ascii="Calibri" w:cs="Calibri" w:eastAsia="Calibri" w:hAnsi="Calibri"/>
+          <w:sz w:val="22"/>
+          <w:szCs w:val="22"/>
+        </w:rPr>
+        <w:t xml:space="preserve">S[2] (factors W^{2n} = 1, −1, 1, −1): 1 − 2 + 3 − 2 = 0.</w:t>
+      </w:r>
+    </w:p>
+    <w:p>
+      <w:pPr>
+        <w:pStyle w:val="ListParagraph"/>
+        <w:numPr>
+          <w:ilvl w:val="0"/>
+          <w:numId w:val="2"/>
+        </w:numPr>
+        <w:spacing w:after="80"/>
+      </w:pPr>
+      <w:r>
+        <w:rPr>
+          <w:rFonts w:ascii="Calibri" w:cs="Calibri" w:eastAsia="Calibri" w:hAnsi="Calibri"/>
+          <w:sz w:val="22"/>
+          <w:szCs w:val="22"/>
+        </w:rPr>
+        <w:t xml:space="preserve">S[3] (factors W^{3n} = 1, j, −1, −j): 1 + 2j − 3 − 2j = −2. So S = (8, −2, 0, −2).</w:t>
+      </w:r>
+    </w:p>
+    <w:p>
+      <w:pPr>
+        <w:pStyle w:val="ListParagraph"/>
+        <w:numPr>
+          <w:ilvl w:val="0"/>
+          <w:numId w:val="2"/>
+        </w:numPr>
+        <w:spacing w:after="80"/>
+      </w:pPr>
+      <w:r>
+        <w:rPr>
+          <w:rFonts w:ascii="Calibri" w:cs="Calibri" w:eastAsia="Calibri" w:hAnsi="Calibri"/>
+          <w:sz w:val="22"/>
+          <w:szCs w:val="22"/>
+        </w:rPr>
+        <w:t xml:space="preserve">Step 3 — check pairs: S[3] = −2 = conj(−2) = conj S[1] ✓. S[2] = 0 = conj(0) ✓. S[0] = 8 real ✓ (sum of samples). Only S[0], S[1], S[2] are independent: 3 numbers carry the 4 real numbers of s (S[0], S[2] real, S[1] complex = 1 + 1 + 2 = 4 ✓).</w:t>
       </w:r>
     </w:p>
     <w:p>
@@ -1394,7 +2976,97 @@
           <w:sz w:val="22"/>
           <w:szCs w:val="22"/>
         </w:rPr>
-        <w:t xml:space="preserve">|S[2]| = |S[6]| = 4, phase 0: |S[2]| = NA/2 ⇒ A = 1, s[n] = cos(πn/2). Phase is not fixed by amplitude alone.</w:t>
+        <w:t xml:space="preserve">Given: N = 8, |S[2]| = |S[6]| = 4, all other |S[k]| = 0, assume ∠S[2] = 0. The amplitude alone does not fix the phase: we must assume one.</w:t>
+      </w:r>
+    </w:p>
+    <w:p>
+      <w:pPr>
+        <w:pStyle w:val="ListParagraph"/>
+        <w:numPr>
+          <w:ilvl w:val="0"/>
+          <w:numId w:val="2"/>
+        </w:numPr>
+        <w:spacing w:after="80"/>
+      </w:pPr>
+      <w:r>
+        <w:rPr>
+          <w:rFonts w:ascii="Calibri" w:cs="Calibri" w:eastAsia="Calibri" w:hAnsi="Calibri"/>
+          <w:sz w:val="22"/>
+          <w:szCs w:val="22"/>
+        </w:rPr>
+        <w:t xml:space="preserve">Step 1 — pair: ∠S[2] = 0 means S[2] = 4; the partner is S[6] = conj S[2] = 4. Frequency Ω₂ = 2π·2/8 = π/2 rad/sample.</w:t>
+      </w:r>
+    </w:p>
+    <w:p>
+      <w:pPr>
+        <w:pStyle w:val="ListParagraph"/>
+        <w:numPr>
+          <w:ilvl w:val="0"/>
+          <w:numId w:val="2"/>
+        </w:numPr>
+        <w:spacing w:after="80"/>
+      </w:pPr>
+      <w:r>
+        <w:rPr>
+          <w:rFonts w:ascii="Calibri" w:cs="Calibri" w:eastAsia="Calibri" w:hAnsi="Calibri"/>
+          <w:sz w:val="22"/>
+          <w:szCs w:val="22"/>
+        </w:rPr>
+        <w:t xml:space="preserve">Step 2 — from the series, amplitude A = 2|S[2]|/N, so |S[2]| = NA/2: 4 = 8A/2 = 4A ⇒ A = 1. Phase φ = ∠S[2] = 0.</w:t>
+      </w:r>
+    </w:p>
+    <w:p>
+      <w:pPr>
+        <w:pStyle w:val="ListParagraph"/>
+        <w:numPr>
+          <w:ilvl w:val="0"/>
+          <w:numId w:val="2"/>
+        </w:numPr>
+        <w:spacing w:after="80"/>
+      </w:pPr>
+      <w:r>
+        <w:rPr>
+          <w:rFonts w:ascii="Calibri" w:cs="Calibri" w:eastAsia="Calibri" w:hAnsi="Calibri"/>
+          <w:sz w:val="22"/>
+          <w:szCs w:val="22"/>
+        </w:rPr>
+        <w:t xml:space="preserve">Step 3 — result: s[n] = 1·cos(πn/2 + 0) = cos(πn/2) = (1, 0, −1, 0, 1, 0, −1, 0).</w:t>
+      </w:r>
+    </w:p>
+    <w:p>
+      <w:pPr>
+        <w:pStyle w:val="ListParagraph"/>
+        <w:numPr>
+          <w:ilvl w:val="0"/>
+          <w:numId w:val="2"/>
+        </w:numPr>
+        <w:spacing w:after="80"/>
+      </w:pPr>
+      <w:r>
+        <w:rPr>
+          <w:rFonts w:ascii="Calibri" w:cs="Calibri" w:eastAsia="Calibri" w:hAnsi="Calibri"/>
+          <w:sz w:val="22"/>
+          <w:szCs w:val="22"/>
+        </w:rPr>
+        <w:t xml:space="preserve">Check by transform: S[2] = Σ s[n]e^{−j2π2n/8} = Σ s[n](−j)ⁿ: n = 0: 1; n = 2: (−1)(−1) = 1; n = 4: (1)(1) = 1; n = 6: (−1)(−1) = 1. Total 4 ✓. Check amplitude: (2/8)·4 = 1 ✓.</w:t>
+      </w:r>
+    </w:p>
+    <w:p>
+      <w:pPr>
+        <w:pStyle w:val="ListParagraph"/>
+        <w:numPr>
+          <w:ilvl w:val="0"/>
+          <w:numId w:val="2"/>
+        </w:numPr>
+        <w:spacing w:after="80"/>
+      </w:pPr>
+      <w:r>
+        <w:rPr>
+          <w:rFonts w:ascii="Calibri" w:cs="Calibri" w:eastAsia="Calibri" w:hAnsi="Calibri"/>
+          <w:sz w:val="22"/>
+          <w:szCs w:val="22"/>
+        </w:rPr>
+        <w:t xml:space="preserve">If the phase were φ = π/2 the same amplitudes would give −sin(πn/2): same |S|, a different signal.</w:t>
       </w:r>
     </w:p>
     <w:p>
@@ -1442,7 +3114,43 @@
           <w:sz w:val="22"/>
           <w:szCs w:val="22"/>
         </w:rPr>
-        <w:t xml:space="preserve">S = (0, −4j, 0,0,0,0,0, 4j). Tasks (a)–(d): symmetry, polar form, series, direct check of s[2].</w:t>
+        <w:t xml:space="preserve">Given: N = 8, S = (0, −4j, 0, 0, 0, 0, 0, 4j)ᵀ.</w:t>
+      </w:r>
+    </w:p>
+    <w:p>
+      <w:pPr>
+        <w:pStyle w:val="ListParagraph"/>
+        <w:numPr>
+          <w:ilvl w:val="0"/>
+          <w:numId w:val="2"/>
+        </w:numPr>
+        <w:spacing w:after="80"/>
+      </w:pPr>
+      <w:r>
+        <w:rPr>
+          <w:rFonts w:ascii="Calibri" w:cs="Calibri" w:eastAsia="Calibri" w:hAnsi="Calibri"/>
+          <w:sz w:val="22"/>
+          <w:szCs w:val="22"/>
+        </w:rPr>
+        <w:t xml:space="preserve">Plan for the board: (a) conj(S[1]) = conj(−4j) = 4j, compare with S[7]; real bins are S[0], S[4]. (b) S[1] = −4j has real part 0 and imaginary part −4: modulus and angle (axis, not arctan). (c) series with k = 1: (2/8)|S[1]|cos(πn/4 + ∠S[1]); use cos(θ − π/2) = sin θ. (d) s[2] = (1/8)Σ S[k]e^{jπk·2/4}, only k = 1 and 7.</w:t>
+      </w:r>
+    </w:p>
+    <w:p>
+      <w:pPr>
+        <w:pStyle w:val="ListParagraph"/>
+        <w:numPr>
+          <w:ilvl w:val="0"/>
+          <w:numId w:val="2"/>
+        </w:numPr>
+        <w:spacing w:after="80"/>
+      </w:pPr>
+      <w:r>
+        <w:rPr>
+          <w:rFonts w:ascii="Calibri" w:cs="Calibri" w:eastAsia="Calibri" w:hAnsi="Calibri"/>
+          <w:sz w:val="22"/>
+          <w:szCs w:val="22"/>
+        </w:rPr>
+        <w:t xml:space="preserve">Give 5 minutes; answers on the next slide.</w:t>
       </w:r>
     </w:p>
     <w:p>
@@ -1490,35 +3198,133 @@
           <w:sz w:val="22"/>
           <w:szCs w:val="22"/>
         </w:rPr>
-        <w:t xml:space="preserve">conj(−4j) = 4j = S[7] ✓. |S[1]| = 4, ∠S[1] = −π/2. s[n] = (2/8)·4cos(πn/4 − π/2) = sin(πn/4). Direct: s[2] = (1/8)[(−4j)(j) + (4j)(−j)] = 1 = sin(π/2) ✓.</w:t>
-      </w:r>
-    </w:p>
-    <w:p>
-      <w:pPr>
-        <w:pBdr>
-          <w:left w:val="single" w:color="7A1A1A" w:sz="18" w:space="8"/>
-        </w:pBdr>
-        <w:spacing w:after="140" w:before="100"/>
-        <w:ind w:left="360"/>
-      </w:pPr>
-      <w:r>
-        <w:rPr>
-          <w:rFonts w:ascii="Calibri" w:cs="Calibri" w:eastAsia="Calibri" w:hAnsi="Calibri"/>
-          <w:b/>
-          <w:bCs/>
-          <w:color w:val="7A1A1A"/>
-          <w:sz w:val="22"/>
-          <w:szCs w:val="22"/>
-        </w:rPr>
-        <w:t xml:space="preserve">Takeaway: </w:t>
-      </w:r>
-      <w:r>
-        <w:rPr>
-          <w:rFonts w:ascii="Calibri" w:cs="Calibri" w:eastAsia="Calibri" w:hAnsi="Calibri"/>
-          <w:sz w:val="22"/>
-          <w:szCs w:val="22"/>
-        </w:rPr>
-        <w:t xml:space="preserve">Imaginary odd spectrum = sine; real even spectrum = cosine.</w:t>
+        <w:t xml:space="preserve">(a) conj(S[1]) = conj(−4j) = +4j = S[7] ✓. All other bins are 0. Bins 0 and 4 are real (both zero).</w:t>
+      </w:r>
+    </w:p>
+    <w:p>
+      <w:pPr>
+        <w:pStyle w:val="ListParagraph"/>
+        <w:numPr>
+          <w:ilvl w:val="0"/>
+          <w:numId w:val="2"/>
+        </w:numPr>
+        <w:spacing w:after="80"/>
+      </w:pPr>
+      <w:r>
+        <w:rPr>
+          <w:rFonts w:ascii="Calibri" w:cs="Calibri" w:eastAsia="Calibri" w:hAnsi="Calibri"/>
+          <w:sz w:val="22"/>
+          <w:szCs w:val="22"/>
+        </w:rPr>
+        <w:t xml:space="preserve">(b) S[1] = 0 − 4j: |S[1]| = √(0² + 4²) = 4. It lies on the negative imaginary axis, so ∠S[1] = −π/2 rad (−90°).</w:t>
+      </w:r>
+    </w:p>
+    <w:p>
+      <w:pPr>
+        <w:pStyle w:val="ListParagraph"/>
+        <w:numPr>
+          <w:ilvl w:val="0"/>
+          <w:numId w:val="2"/>
+        </w:numPr>
+        <w:spacing w:after="80"/>
+      </w:pPr>
+      <w:r>
+        <w:rPr>
+          <w:rFonts w:ascii="Calibri" w:cs="Calibri" w:eastAsia="Calibri" w:hAnsi="Calibri"/>
+          <w:sz w:val="22"/>
+          <w:szCs w:val="22"/>
+        </w:rPr>
+        <w:t xml:space="preserve">(c) Series: s[n] = (2/8)(4)cos(2π·1·n/8 − π/2) = cos(πn/4 − π/2). Identity: cos(θ − π/2) = cos θ cos(π/2) + sin θ sin(π/2) = sin θ. So s[n] = sin(πn/4).</w:t>
+      </w:r>
+    </w:p>
+    <w:p>
+      <w:pPr>
+        <w:pStyle w:val="ListParagraph"/>
+        <w:numPr>
+          <w:ilvl w:val="0"/>
+          <w:numId w:val="2"/>
+        </w:numPr>
+        <w:spacing w:after="80"/>
+      </w:pPr>
+      <w:r>
+        <w:rPr>
+          <w:rFonts w:ascii="Calibri" w:cs="Calibri" w:eastAsia="Calibri" w:hAnsi="Calibri"/>
+          <w:sz w:val="22"/>
+          <w:szCs w:val="22"/>
+        </w:rPr>
+        <w:t xml:space="preserve">(d) Direct synthesis of s[2]: s[2] = (1/8)[S[1]e^{j2π·1·2/8} + S[7]e^{j2π·7·2/8}] = (1/8)[(−4j)e^{jπ/2} + (4j)e^{j7π/2}].</w:t>
+      </w:r>
+    </w:p>
+    <w:p>
+      <w:pPr>
+        <w:pStyle w:val="ListParagraph"/>
+        <w:numPr>
+          <w:ilvl w:val="0"/>
+          <w:numId w:val="2"/>
+        </w:numPr>
+        <w:spacing w:after="80"/>
+      </w:pPr>
+      <w:r>
+        <w:rPr>
+          <w:rFonts w:ascii="Calibri" w:cs="Calibri" w:eastAsia="Calibri" w:hAnsi="Calibri"/>
+          <w:sz w:val="22"/>
+          <w:szCs w:val="22"/>
+        </w:rPr>
+        <w:t xml:space="preserve">e^{jπ/2} = j. e^{j7π/2} = e^{j(4π − π/2)} = e^{−jπ/2} = −j. So s[2] = (1/8)[(−4j)(j) + (4j)(−j)] = (1/8)[−4j² − 4j²] = (1/8)[4 + 4] = 1.</w:t>
+      </w:r>
+    </w:p>
+    <w:p>
+      <w:pPr>
+        <w:pStyle w:val="ListParagraph"/>
+        <w:numPr>
+          <w:ilvl w:val="0"/>
+          <w:numId w:val="2"/>
+        </w:numPr>
+        <w:spacing w:after="80"/>
+      </w:pPr>
+      <w:r>
+        <w:rPr>
+          <w:rFonts w:ascii="Calibri" w:cs="Calibri" w:eastAsia="Calibri" w:hAnsi="Calibri"/>
+          <w:sz w:val="22"/>
+          <w:szCs w:val="22"/>
+        </w:rPr>
+        <w:t xml:space="preserve">Compare sin(π·2/4) = sin(π/2) = 1 ✓. Values of s = sin(πn/4): 0, 0.7071, 1, 0.7071, 0, −0.7071, −1, −0.7071.</w:t>
+      </w:r>
+    </w:p>
+    <w:p>
+      <w:pPr>
+        <w:pStyle w:val="ListParagraph"/>
+        <w:numPr>
+          <w:ilvl w:val="0"/>
+          <w:numId w:val="2"/>
+        </w:numPr>
+        <w:spacing w:after="80"/>
+      </w:pPr>
+      <w:r>
+        <w:rPr>
+          <w:rFonts w:ascii="Calibri" w:cs="Calibri" w:eastAsia="Calibri" w:hAnsi="Calibri"/>
+          <w:sz w:val="22"/>
+          <w:szCs w:val="22"/>
+        </w:rPr>
+        <w:t xml:space="preserve">Second check, forward: S[1] = Σ sin(πn/4)(cos(πn/4) − j sin(πn/4)) = Σ sin cos − jΣ sin². The first sum is 0 (sin·cos = ½ sin(πn/2): 0, ½, 0, −½, 0, ½, 0, −½), the second is 4 (0 + ½ + 1 + ½ + 0 + ½ + 1 + ½). So S[1] = −4j ✓.</w:t>
+      </w:r>
+    </w:p>
+    <w:p>
+      <w:pPr>
+        <w:pStyle w:val="ListParagraph"/>
+        <w:numPr>
+          <w:ilvl w:val="0"/>
+          <w:numId w:val="2"/>
+        </w:numPr>
+        <w:spacing w:after="80"/>
+      </w:pPr>
+      <w:r>
+        <w:rPr>
+          <w:rFonts w:ascii="Calibri" w:cs="Calibri" w:eastAsia="Calibri" w:hAnsi="Calibri"/>
+          <w:sz w:val="22"/>
+          <w:szCs w:val="22"/>
+        </w:rPr>
+        <w:t xml:space="preserve">Takeaway: an imaginary, odd spectrum gives a sine; a real, even spectrum gives a cosine.</w:t>
       </w:r>
     </w:p>
     <w:p>
@@ -1566,35 +3372,25 @@
           <w:sz w:val="22"/>
           <w:szCs w:val="22"/>
         </w:rPr>
-        <w:t xml:space="preserve">Linearity; real s ⇒ S[N−k] = S*[k]; |S| even and ∠S odd; real s = DC + cosines + Nyquist, frequencies in [0, π].</w:t>
-      </w:r>
-    </w:p>
-    <w:p>
-      <w:pPr>
-        <w:pBdr>
-          <w:left w:val="single" w:color="7A1A1A" w:sz="18" w:space="8"/>
-        </w:pBdr>
-        <w:spacing w:after="140" w:before="100"/>
-        <w:ind w:left="360"/>
-      </w:pPr>
-      <w:r>
-        <w:rPr>
-          <w:rFonts w:ascii="Calibri" w:cs="Calibri" w:eastAsia="Calibri" w:hAnsi="Calibri"/>
-          <w:b/>
-          <w:bCs/>
-          <w:color w:val="7A1A1A"/>
-          <w:sz w:val="22"/>
-          <w:szCs w:val="22"/>
-        </w:rPr>
-        <w:t xml:space="preserve">Bridge: </w:t>
-      </w:r>
-      <w:r>
-        <w:rPr>
-          <w:rFonts w:ascii="Calibri" w:cs="Calibri" w:eastAsia="Calibri" w:hAnsi="Calibri"/>
-          <w:sz w:val="22"/>
-          <w:szCs w:val="22"/>
-        </w:rPr>
-        <w:t xml:space="preserve">Next: what happens to the spectrum when we conjugate, reverse or shift the signal (L14).</w:t>
+        <w:t xml:space="preserve">Four facts: linearity; real s ⇒ S[N−k] = conj S[k]; |S| even, ∠S odd about k = 0 (so about the pair k, N − k); real s = DC + cosines + Nyquist, frequencies in [0, π].</w:t>
+      </w:r>
+    </w:p>
+    <w:p>
+      <w:pPr>
+        <w:pStyle w:val="ListParagraph"/>
+        <w:numPr>
+          <w:ilvl w:val="0"/>
+          <w:numId w:val="2"/>
+        </w:numPr>
+        <w:spacing w:after="80"/>
+      </w:pPr>
+      <w:r>
+        <w:rPr>
+          <w:rFonts w:ascii="Calibri" w:cs="Calibri" w:eastAsia="Calibri" w:hAnsi="Calibri"/>
+          <w:sz w:val="22"/>
+          <w:szCs w:val="22"/>
+        </w:rPr>
+        <w:t xml:space="preserve">Bridge: next lecture asks what happens to the spectrum when the signal is conjugated, reversed or circularly shifted (Lecture 14).</w:t>
       </w:r>
     </w:p>
     <w:sectPr>
